--- a/IOT/Manual Output.docx
+++ b/IOT/Manual Output.docx
@@ -1,6 +1,6 @@
 
 <file path=word/document.xml><?xml version="1.0" encoding="utf-8"?>
-<w:document xmlns:wpc="http://schemas.microsoft.com/office/word/2010/wordprocessingCanvas" xmlns:cx="http://schemas.microsoft.com/office/drawing/2014/chartex" xmlns:cx1="http://schemas.microsoft.com/office/drawing/2015/9/8/chartex" xmlns:cx2="http://schemas.microsoft.com/office/drawing/2015/10/21/chartex" xmlns:cx3="http://schemas.microsoft.com/office/drawing/2016/5/9/chartex" xmlns:cx4="http://schemas.microsoft.com/office/drawing/2016/5/10/chartex" xmlns:cx5="http://schemas.microsoft.com/office/drawing/2016/5/11/chartex" xmlns:cx6="http://schemas.microsoft.com/office/drawing/2016/5/12/chartex" xmlns:cx7="http://schemas.microsoft.com/office/drawing/2016/5/13/chartex" xmlns:cx8="http://schemas.microsoft.com/office/drawing/2016/5/14/chartex" xmlns:mc="http://schemas.openxmlformats.org/markup-compatibility/2006" xmlns:aink="http://schemas.microsoft.com/office/drawing/2016/ink" xmlns:am3d="http://schemas.microsoft.com/office/drawing/2017/model3d" xmlns:o="urn:schemas-microsoft-com:office:office" xmlns:oel="http://schemas.microsoft.com/office/2019/extlst" xmlns:r="http://schemas.openxmlformats.org/officeDocument/2006/relationships" xmlns:m="http://schemas.openxmlformats.org/officeDocument/2006/math" xmlns:v="urn:schemas-microsoft-com:vml" xmlns:wp14="http://schemas.microsoft.com/office/word/2010/wordprocessingDrawing" xmlns:wp="http://schemas.openxmlformats.org/drawingml/2006/wordprocessingDrawing" xmlns:w10="urn:schemas-microsoft-com:office:word" xmlns:w="http://schemas.openxmlformats.org/wordprocessingml/2006/main" xmlns:w14="http://schemas.microsoft.com/office/word/2010/wordml" xmlns:w15="http://schemas.microsoft.com/office/word/2012/wordml" xmlns:w16cex="http://schemas.microsoft.com/office/word/2018/wordml/cex" xmlns:w16cid="http://schemas.microsoft.com/office/word/2016/wordml/cid" xmlns:w16="http://schemas.microsoft.com/office/word/2018/wordml" xmlns:w16du="http://schemas.microsoft.com/office/word/2023/wordml/word16du" xmlns:w16sdtdh="http://schemas.microsoft.com/office/word/2020/wordml/sdtdatahash" xmlns:w16sdtfl="http://schemas.microsoft.com/office/word/2024/wordml/sdtformatlock" xmlns:w16se="http://schemas.microsoft.com/office/word/2015/wordml/symex" xmlns:wpg="http://schemas.microsoft.com/office/word/2010/wordprocessingGroup" xmlns:wpi="http://schemas.microsoft.com/office/word/2010/wordprocessingInk" xmlns:wne="http://schemas.microsoft.com/office/word/2006/wordml" xmlns:wps="http://schemas.microsoft.com/office/word/2010/wordprocessingShape" mc:Ignorable="w14 w15 w16se w16cid w16 w16cex w16sdtdh w16sdtfl w16du wp14">
+<w:document xmlns:wpc="http://schemas.microsoft.com/office/word/2010/wordprocessingCanvas" xmlns:mc="http://schemas.openxmlformats.org/markup-compatibility/2006" xmlns:o="urn:schemas-microsoft-com:office:office" xmlns:r="http://schemas.openxmlformats.org/officeDocument/2006/relationships" xmlns:m="http://schemas.openxmlformats.org/officeDocument/2006/math" xmlns:v="urn:schemas-microsoft-com:vml" xmlns:wp14="http://schemas.microsoft.com/office/word/2010/wordprocessingDrawing" xmlns:wp="http://schemas.openxmlformats.org/drawingml/2006/wordprocessingDrawing" xmlns:w10="urn:schemas-microsoft-com:office:word" xmlns:w="http://schemas.openxmlformats.org/wordprocessingml/2006/main" xmlns:w14="http://schemas.microsoft.com/office/word/2010/wordml" xmlns:w15="http://schemas.microsoft.com/office/word/2012/wordml" xmlns:wpg="http://schemas.microsoft.com/office/word/2010/wordprocessingGroup" xmlns:wpi="http://schemas.microsoft.com/office/word/2010/wordprocessingInk" xmlns:wne="http://schemas.microsoft.com/office/word/2006/wordml" xmlns:wps="http://schemas.microsoft.com/office/word/2010/wordprocessingShape" mc:Ignorable="w14 w15 wp14">
   <w:body>
     <w:p>
       <w:r>
@@ -31,7 +31,7 @@
                     <pic:cNvPicPr/>
                   </pic:nvPicPr>
                   <pic:blipFill>
-                    <a:blip r:embed="rId4">
+                    <a:blip r:embed="rId6">
                       <a:extLst>
                         <a:ext uri="{28A0092B-C50C-407E-A947-70E740481C1C}">
                           <a14:useLocalDpi xmlns:a14="http://schemas.microsoft.com/office/drawing/2010/main" val="0"/>
@@ -102,7 +102,7 @@
                     <pic:cNvPicPr/>
                   </pic:nvPicPr>
                   <pic:blipFill>
-                    <a:blip r:embed="rId5">
+                    <a:blip r:embed="rId7">
                       <a:extLst>
                         <a:ext uri="{28A0092B-C50C-407E-A947-70E740481C1C}">
                           <a14:useLocalDpi xmlns:a14="http://schemas.microsoft.com/office/drawing/2010/main" val="0"/>
@@ -143,6 +143,9 @@
     <w:p/>
     <w:p>
       <w:r>
+        <w:rPr>
+          <w:noProof/>
+        </w:rPr>
         <w:lastRenderedPageBreak/>
         <w:drawing>
           <wp:anchor distT="0" distB="0" distL="114300" distR="114300" simplePos="0" relativeHeight="251660288" behindDoc="0" locked="0" layoutInCell="1" allowOverlap="1" wp14:anchorId="6A56C87B" wp14:editId="0FFE1730">
@@ -168,7 +171,7 @@
                     <pic:cNvPicPr/>
                   </pic:nvPicPr>
                   <pic:blipFill>
-                    <a:blip r:embed="rId6">
+                    <a:blip r:embed="rId8">
                       <a:extLst>
                         <a:ext uri="{28A0092B-C50C-407E-A947-70E740481C1C}">
                           <a14:useLocalDpi xmlns:a14="http://schemas.microsoft.com/office/drawing/2010/main" val="0"/>
@@ -211,19 +214,23 @@
     <w:p/>
     <w:p/>
     <w:p/>
+    <w:p/>
+    <w:p/>
+    <w:p/>
+    <w:p/>
     <w:p>
       <w:r>
         <w:rPr>
           <w:noProof/>
         </w:rPr>
         <w:drawing>
-          <wp:anchor distT="0" distB="0" distL="114300" distR="114300" simplePos="0" relativeHeight="251661312" behindDoc="0" locked="0" layoutInCell="1" allowOverlap="1" wp14:anchorId="5A32CFE0" wp14:editId="21CC4636">
+          <wp:anchor distT="0" distB="0" distL="114300" distR="114300" simplePos="0" relativeHeight="251661312" behindDoc="0" locked="0" layoutInCell="1" allowOverlap="1" wp14:anchorId="5A32CFE0" wp14:editId="628DBE22">
             <wp:simplePos x="0" y="0"/>
             <wp:positionH relativeFrom="margin">
-              <wp:align>center</wp:align>
+              <wp:posOffset>-600075</wp:posOffset>
             </wp:positionH>
             <wp:positionV relativeFrom="paragraph">
-              <wp:posOffset>1527628</wp:posOffset>
+              <wp:posOffset>194310</wp:posOffset>
             </wp:positionV>
             <wp:extent cx="7064829" cy="3287486"/>
             <wp:effectExtent l="0" t="0" r="3175" b="8255"/>
@@ -238,7 +245,7 @@
                     <pic:cNvPicPr/>
                   </pic:nvPicPr>
                   <pic:blipFill>
-                    <a:blip r:embed="rId7" cstate="print">
+                    <a:blip r:embed="rId9" cstate="print">
                       <a:extLst>
                         <a:ext uri="{28A0092B-C50C-407E-A947-70E740481C1C}">
                           <a14:useLocalDpi xmlns:a14="http://schemas.microsoft.com/office/drawing/2010/main" val="0"/>
@@ -271,6 +278,1434 @@
         </w:drawing>
       </w:r>
     </w:p>
+    <w:p/>
+    <w:p/>
+    <w:p/>
+    <w:p/>
+    <w:p/>
+    <w:p/>
+    <w:p/>
+    <w:p/>
+    <w:p/>
+    <w:p/>
+    <w:p/>
+    <w:p>
+      <w:pPr>
+        <w:tabs>
+          <w:tab w:val="left" w:pos="3120"/>
+        </w:tabs>
+      </w:pPr>
+      <w:r>
+        <w:tab/>
+      </w:r>
+    </w:p>
+    <w:p>
+      <w:pPr>
+        <w:tabs>
+          <w:tab w:val="left" w:pos="3120"/>
+        </w:tabs>
+      </w:pPr>
+    </w:p>
+    <w:p>
+      <w:pPr>
+        <w:tabs>
+          <w:tab w:val="left" w:pos="3120"/>
+        </w:tabs>
+      </w:pPr>
+    </w:p>
+    <w:p>
+      <w:pPr>
+        <w:tabs>
+          <w:tab w:val="left" w:pos="3120"/>
+        </w:tabs>
+      </w:pPr>
+    </w:p>
+    <w:p>
+      <w:pPr>
+        <w:tabs>
+          <w:tab w:val="left" w:pos="3120"/>
+        </w:tabs>
+      </w:pPr>
+    </w:p>
+    <w:p>
+      <w:pPr>
+        <w:tabs>
+          <w:tab w:val="left" w:pos="3120"/>
+        </w:tabs>
+      </w:pPr>
+    </w:p>
+    <w:p>
+      <w:pPr>
+        <w:tabs>
+          <w:tab w:val="left" w:pos="3120"/>
+        </w:tabs>
+      </w:pPr>
+    </w:p>
+    <w:p>
+      <w:pPr>
+        <w:tabs>
+          <w:tab w:val="left" w:pos="3120"/>
+        </w:tabs>
+      </w:pPr>
+    </w:p>
+    <w:p>
+      <w:pPr>
+        <w:tabs>
+          <w:tab w:val="left" w:pos="3120"/>
+        </w:tabs>
+      </w:pPr>
+    </w:p>
+    <w:p>
+      <w:pPr>
+        <w:tabs>
+          <w:tab w:val="left" w:pos="3120"/>
+        </w:tabs>
+      </w:pPr>
+      <w:r>
+        <w:rPr>
+          <w:noProof/>
+        </w:rPr>
+        <w:drawing>
+          <wp:anchor distT="0" distB="0" distL="114300" distR="114300" simplePos="0" relativeHeight="251662336" behindDoc="0" locked="0" layoutInCell="1" allowOverlap="1" wp14:anchorId="274834A0" wp14:editId="52A7F912">
+            <wp:simplePos x="0" y="0"/>
+            <wp:positionH relativeFrom="margin">
+              <wp:posOffset>-2559502</wp:posOffset>
+            </wp:positionH>
+            <wp:positionV relativeFrom="paragraph">
+              <wp:posOffset>531178</wp:posOffset>
+            </wp:positionV>
+            <wp:extent cx="8883643" cy="3188051"/>
+            <wp:effectExtent l="9208" t="0" r="3492" b="3493"/>
+            <wp:wrapNone/>
+            <wp:docPr id="3519" name="Picture 3519"/>
+            <wp:cNvGraphicFramePr/>
+            <a:graphic xmlns:a="http://schemas.openxmlformats.org/drawingml/2006/main">
+              <a:graphicData uri="http://schemas.openxmlformats.org/drawingml/2006/picture">
+                <pic:pic xmlns:pic="http://schemas.openxmlformats.org/drawingml/2006/picture">
+                  <pic:nvPicPr>
+                    <pic:cNvPr id="3519" name="Picture 3519"/>
+                    <pic:cNvPicPr/>
+                  </pic:nvPicPr>
+                  <pic:blipFill>
+                    <a:blip r:embed="rId10" cstate="print">
+                      <a:extLst>
+                        <a:ext uri="{28A0092B-C50C-407E-A947-70E740481C1C}">
+                          <a14:useLocalDpi xmlns:a14="http://schemas.microsoft.com/office/drawing/2010/main" val="0"/>
+                        </a:ext>
+                      </a:extLst>
+                    </a:blip>
+                    <a:stretch>
+                      <a:fillRect/>
+                    </a:stretch>
+                  </pic:blipFill>
+                  <pic:spPr>
+                    <a:xfrm rot="5400000">
+                      <a:off x="0" y="0"/>
+                      <a:ext cx="8883643" cy="3188051"/>
+                    </a:xfrm>
+                    <a:prstGeom prst="rect">
+                      <a:avLst/>
+                    </a:prstGeom>
+                  </pic:spPr>
+                </pic:pic>
+              </a:graphicData>
+            </a:graphic>
+            <wp14:sizeRelH relativeFrom="margin">
+              <wp14:pctWidth>0</wp14:pctWidth>
+            </wp14:sizeRelH>
+            <wp14:sizeRelV relativeFrom="margin">
+              <wp14:pctHeight>0</wp14:pctHeight>
+            </wp14:sizeRelV>
+          </wp:anchor>
+        </w:drawing>
+      </w:r>
+    </w:p>
+    <w:p>
+      <w:pPr>
+        <w:tabs>
+          <w:tab w:val="left" w:pos="3120"/>
+        </w:tabs>
+      </w:pPr>
+    </w:p>
+    <w:p>
+      <w:pPr>
+        <w:tabs>
+          <w:tab w:val="left" w:pos="3120"/>
+        </w:tabs>
+      </w:pPr>
+    </w:p>
+    <w:p>
+      <w:pPr>
+        <w:tabs>
+          <w:tab w:val="left" w:pos="3120"/>
+        </w:tabs>
+      </w:pPr>
+    </w:p>
+    <w:p>
+      <w:pPr>
+        <w:tabs>
+          <w:tab w:val="left" w:pos="3120"/>
+        </w:tabs>
+      </w:pPr>
+      <w:r>
+        <w:rPr>
+          <w:noProof/>
+        </w:rPr>
+        <w:drawing>
+          <wp:anchor distT="0" distB="0" distL="114300" distR="114300" simplePos="0" relativeHeight="251663360" behindDoc="0" locked="0" layoutInCell="1" allowOverlap="1" wp14:anchorId="03431976" wp14:editId="20D14A91">
+            <wp:simplePos x="0" y="0"/>
+            <wp:positionH relativeFrom="margin">
+              <wp:align>right</wp:align>
+            </wp:positionH>
+            <wp:positionV relativeFrom="paragraph">
+              <wp:posOffset>255188</wp:posOffset>
+            </wp:positionV>
+            <wp:extent cx="8912840" cy="1455557"/>
+            <wp:effectExtent l="0" t="5397" r="0" b="0"/>
+            <wp:wrapNone/>
+            <wp:docPr id="3517" name="Picture 3517"/>
+            <wp:cNvGraphicFramePr/>
+            <a:graphic xmlns:a="http://schemas.openxmlformats.org/drawingml/2006/main">
+              <a:graphicData uri="http://schemas.openxmlformats.org/drawingml/2006/picture">
+                <pic:pic xmlns:pic="http://schemas.openxmlformats.org/drawingml/2006/picture">
+                  <pic:nvPicPr>
+                    <pic:cNvPr id="3517" name="Picture 3517"/>
+                    <pic:cNvPicPr/>
+                  </pic:nvPicPr>
+                  <pic:blipFill>
+                    <a:blip r:embed="rId11" cstate="print">
+                      <a:extLst>
+                        <a:ext uri="{28A0092B-C50C-407E-A947-70E740481C1C}">
+                          <a14:useLocalDpi xmlns:a14="http://schemas.microsoft.com/office/drawing/2010/main" val="0"/>
+                        </a:ext>
+                      </a:extLst>
+                    </a:blip>
+                    <a:stretch>
+                      <a:fillRect/>
+                    </a:stretch>
+                  </pic:blipFill>
+                  <pic:spPr>
+                    <a:xfrm rot="5400000">
+                      <a:off x="0" y="0"/>
+                      <a:ext cx="8912840" cy="1455557"/>
+                    </a:xfrm>
+                    <a:prstGeom prst="rect">
+                      <a:avLst/>
+                    </a:prstGeom>
+                  </pic:spPr>
+                </pic:pic>
+              </a:graphicData>
+            </a:graphic>
+            <wp14:sizeRelH relativeFrom="margin">
+              <wp14:pctWidth>0</wp14:pctWidth>
+            </wp14:sizeRelH>
+            <wp14:sizeRelV relativeFrom="margin">
+              <wp14:pctHeight>0</wp14:pctHeight>
+            </wp14:sizeRelV>
+          </wp:anchor>
+        </w:drawing>
+      </w:r>
+      <w:r>
+        <w:rPr>
+          <w:noProof/>
+        </w:rPr>
+        <w:softHyphen/>
+      </w:r>
+      <w:r>
+        <w:rPr>
+          <w:noProof/>
+        </w:rPr>
+        <w:softHyphen/>
+      </w:r>
+    </w:p>
+    <w:p>
+      <w:pPr>
+        <w:tabs>
+          <w:tab w:val="left" w:pos="3120"/>
+        </w:tabs>
+      </w:pPr>
+    </w:p>
+    <w:p>
+      <w:pPr>
+        <w:tabs>
+          <w:tab w:val="left" w:pos="3120"/>
+        </w:tabs>
+      </w:pPr>
+    </w:p>
+    <w:p>
+      <w:pPr>
+        <w:tabs>
+          <w:tab w:val="left" w:pos="3120"/>
+        </w:tabs>
+      </w:pPr>
+    </w:p>
+    <w:p>
+      <w:pPr>
+        <w:tabs>
+          <w:tab w:val="left" w:pos="3120"/>
+        </w:tabs>
+      </w:pPr>
+    </w:p>
+    <w:p>
+      <w:pPr>
+        <w:tabs>
+          <w:tab w:val="left" w:pos="3120"/>
+        </w:tabs>
+      </w:pPr>
+    </w:p>
+    <w:p>
+      <w:pPr>
+        <w:tabs>
+          <w:tab w:val="left" w:pos="3120"/>
+        </w:tabs>
+      </w:pPr>
+    </w:p>
+    <w:p>
+      <w:pPr>
+        <w:tabs>
+          <w:tab w:val="left" w:pos="3120"/>
+        </w:tabs>
+      </w:pPr>
+    </w:p>
+    <w:p>
+      <w:pPr>
+        <w:tabs>
+          <w:tab w:val="left" w:pos="3120"/>
+        </w:tabs>
+      </w:pPr>
+    </w:p>
+    <w:p>
+      <w:pPr>
+        <w:tabs>
+          <w:tab w:val="left" w:pos="3120"/>
+        </w:tabs>
+      </w:pPr>
+    </w:p>
+    <w:p>
+      <w:pPr>
+        <w:tabs>
+          <w:tab w:val="left" w:pos="3120"/>
+        </w:tabs>
+      </w:pPr>
+    </w:p>
+    <w:p>
+      <w:pPr>
+        <w:tabs>
+          <w:tab w:val="left" w:pos="3120"/>
+        </w:tabs>
+      </w:pPr>
+    </w:p>
+    <w:p>
+      <w:pPr>
+        <w:tabs>
+          <w:tab w:val="left" w:pos="3120"/>
+        </w:tabs>
+      </w:pPr>
+    </w:p>
+    <w:p>
+      <w:pPr>
+        <w:tabs>
+          <w:tab w:val="left" w:pos="3120"/>
+        </w:tabs>
+      </w:pPr>
+    </w:p>
+    <w:p>
+      <w:pPr>
+        <w:tabs>
+          <w:tab w:val="left" w:pos="3120"/>
+        </w:tabs>
+      </w:pPr>
+    </w:p>
+    <w:p>
+      <w:pPr>
+        <w:tabs>
+          <w:tab w:val="left" w:pos="3120"/>
+        </w:tabs>
+      </w:pPr>
+    </w:p>
+    <w:p>
+      <w:pPr>
+        <w:tabs>
+          <w:tab w:val="left" w:pos="3120"/>
+        </w:tabs>
+      </w:pPr>
+    </w:p>
+    <w:p>
+      <w:pPr>
+        <w:tabs>
+          <w:tab w:val="left" w:pos="3120"/>
+        </w:tabs>
+      </w:pPr>
+    </w:p>
+    <w:p>
+      <w:pPr>
+        <w:tabs>
+          <w:tab w:val="left" w:pos="3120"/>
+        </w:tabs>
+      </w:pPr>
+      <w:r>
+        <w:rPr>
+          <w:noProof/>
+        </w:rPr>
+        <w:lastRenderedPageBreak/>
+        <w:pict w14:anchorId="6CF6CE08">
+          <v:shapetype id="_x0000_t75" coordsize="21600,21600" o:spt="75" o:preferrelative="t" path="m@4@5l@4@11@9@11@9@5xe" filled="f" stroked="f">
+            <v:stroke joinstyle="miter"/>
+            <v:formulas>
+              <v:f eqn="if lineDrawn pixelLineWidth 0"/>
+              <v:f eqn="sum @0 1 0"/>
+              <v:f eqn="sum 0 0 @1"/>
+              <v:f eqn="prod @2 1 2"/>
+              <v:f eqn="prod @3 21600 pixelWidth"/>
+              <v:f eqn="prod @3 21600 pixelHeight"/>
+              <v:f eqn="sum @0 0 1"/>
+              <v:f eqn="prod @6 1 2"/>
+              <v:f eqn="prod @7 21600 pixelWidth"/>
+              <v:f eqn="sum @8 21600 0"/>
+              <v:f eqn="prod @7 21600 pixelHeight"/>
+              <v:f eqn="sum @10 21600 0"/>
+            </v:formulas>
+            <v:path o:extrusionok="f" gradientshapeok="t" o:connecttype="rect"/>
+            <o:lock v:ext="edit" aspectratio="t"/>
+          </v:shapetype>
+          <v:shape id="_x0000_s1026" type="#_x0000_t75" style="position:absolute;margin-left:51.75pt;margin-top:-94.5pt;width:363.75pt;height:822.4pt;z-index:251665408;mso-position-horizontal-relative:text;mso-position-vertical-relative:text;mso-width-relative:page;mso-height-relative:page">
+            <v:imagedata r:id="rId12" o:title="P3.4"/>
+          </v:shape>
+        </w:pict>
+      </w:r>
+    </w:p>
+    <w:p>
+      <w:pPr>
+        <w:tabs>
+          <w:tab w:val="left" w:pos="3120"/>
+        </w:tabs>
+      </w:pPr>
+    </w:p>
+    <w:p>
+      <w:pPr>
+        <w:tabs>
+          <w:tab w:val="left" w:pos="3120"/>
+        </w:tabs>
+      </w:pPr>
+    </w:p>
+    <w:p>
+      <w:pPr>
+        <w:tabs>
+          <w:tab w:val="left" w:pos="3120"/>
+        </w:tabs>
+      </w:pPr>
+    </w:p>
+    <w:p>
+      <w:pPr>
+        <w:tabs>
+          <w:tab w:val="left" w:pos="3120"/>
+        </w:tabs>
+      </w:pPr>
+    </w:p>
+    <w:p>
+      <w:pPr>
+        <w:tabs>
+          <w:tab w:val="left" w:pos="3120"/>
+        </w:tabs>
+      </w:pPr>
+    </w:p>
+    <w:p>
+      <w:pPr>
+        <w:tabs>
+          <w:tab w:val="left" w:pos="3120"/>
+        </w:tabs>
+      </w:pPr>
+    </w:p>
+    <w:p>
+      <w:pPr>
+        <w:tabs>
+          <w:tab w:val="left" w:pos="3120"/>
+        </w:tabs>
+      </w:pPr>
+    </w:p>
+    <w:p>
+      <w:pPr>
+        <w:tabs>
+          <w:tab w:val="left" w:pos="3120"/>
+        </w:tabs>
+      </w:pPr>
+    </w:p>
+    <w:p>
+      <w:pPr>
+        <w:tabs>
+          <w:tab w:val="left" w:pos="3120"/>
+        </w:tabs>
+      </w:pPr>
+    </w:p>
+    <w:p>
+      <w:pPr>
+        <w:tabs>
+          <w:tab w:val="left" w:pos="3120"/>
+        </w:tabs>
+      </w:pPr>
+    </w:p>
+    <w:p>
+      <w:pPr>
+        <w:tabs>
+          <w:tab w:val="left" w:pos="3120"/>
+        </w:tabs>
+      </w:pPr>
+    </w:p>
+    <w:p>
+      <w:pPr>
+        <w:tabs>
+          <w:tab w:val="left" w:pos="3120"/>
+        </w:tabs>
+      </w:pPr>
+    </w:p>
+    <w:p>
+      <w:pPr>
+        <w:tabs>
+          <w:tab w:val="left" w:pos="3120"/>
+        </w:tabs>
+      </w:pPr>
+    </w:p>
+    <w:p>
+      <w:pPr>
+        <w:tabs>
+          <w:tab w:val="left" w:pos="3120"/>
+        </w:tabs>
+      </w:pPr>
+    </w:p>
+    <w:p>
+      <w:pPr>
+        <w:tabs>
+          <w:tab w:val="left" w:pos="3120"/>
+        </w:tabs>
+      </w:pPr>
+    </w:p>
+    <w:p>
+      <w:pPr>
+        <w:tabs>
+          <w:tab w:val="left" w:pos="3120"/>
+        </w:tabs>
+      </w:pPr>
+    </w:p>
+    <w:p>
+      <w:pPr>
+        <w:tabs>
+          <w:tab w:val="left" w:pos="3120"/>
+        </w:tabs>
+      </w:pPr>
+    </w:p>
+    <w:p>
+      <w:pPr>
+        <w:tabs>
+          <w:tab w:val="left" w:pos="3120"/>
+        </w:tabs>
+      </w:pPr>
+    </w:p>
+    <w:p>
+      <w:pPr>
+        <w:tabs>
+          <w:tab w:val="left" w:pos="3120"/>
+        </w:tabs>
+      </w:pPr>
+    </w:p>
+    <w:p>
+      <w:pPr>
+        <w:tabs>
+          <w:tab w:val="left" w:pos="3120"/>
+        </w:tabs>
+      </w:pPr>
+    </w:p>
+    <w:p>
+      <w:pPr>
+        <w:tabs>
+          <w:tab w:val="left" w:pos="3120"/>
+        </w:tabs>
+      </w:pPr>
+    </w:p>
+    <w:p>
+      <w:pPr>
+        <w:tabs>
+          <w:tab w:val="left" w:pos="3120"/>
+        </w:tabs>
+      </w:pPr>
+    </w:p>
+    <w:p>
+      <w:pPr>
+        <w:tabs>
+          <w:tab w:val="left" w:pos="3120"/>
+        </w:tabs>
+      </w:pPr>
+    </w:p>
+    <w:p>
+      <w:pPr>
+        <w:tabs>
+          <w:tab w:val="left" w:pos="3120"/>
+        </w:tabs>
+      </w:pPr>
+    </w:p>
+    <w:p>
+      <w:pPr>
+        <w:tabs>
+          <w:tab w:val="left" w:pos="3120"/>
+        </w:tabs>
+      </w:pPr>
+    </w:p>
+    <w:p>
+      <w:pPr>
+        <w:tabs>
+          <w:tab w:val="left" w:pos="3120"/>
+        </w:tabs>
+      </w:pPr>
+    </w:p>
+    <w:p>
+      <w:pPr>
+        <w:tabs>
+          <w:tab w:val="left" w:pos="3120"/>
+        </w:tabs>
+      </w:pPr>
+    </w:p>
+    <w:p>
+      <w:pPr>
+        <w:tabs>
+          <w:tab w:val="left" w:pos="3120"/>
+        </w:tabs>
+      </w:pPr>
+    </w:p>
+    <w:p>
+      <w:pPr>
+        <w:tabs>
+          <w:tab w:val="left" w:pos="3120"/>
+        </w:tabs>
+      </w:pPr>
+    </w:p>
+    <w:p>
+      <w:pPr>
+        <w:tabs>
+          <w:tab w:val="left" w:pos="3120"/>
+        </w:tabs>
+      </w:pPr>
+      <w:r>
+        <w:rPr>
+          <w:noProof/>
+        </w:rPr>
+        <w:pict w14:anchorId="4956FF8B">
+          <v:shape id="_x0000_s1027" type="#_x0000_t75" style="position:absolute;margin-left:-155.25pt;margin-top:347.3pt;width:714.2pt;height:315.75pt;z-index:251667456;mso-position-horizontal-relative:text;mso-position-vertical-relative:text;mso-width-relative:page;mso-height-relative:page">
+            <v:imagedata r:id="rId13" o:title="P3.5"/>
+          </v:shape>
+        </w:pict>
+      </w:r>
+      <w:r>
+        <w:drawing>
+          <wp:inline distT="0" distB="0" distL="0" distR="0" wp14:anchorId="29DC9BBD" wp14:editId="7F493D6E">
+            <wp:extent cx="5943600" cy="4418330"/>
+            <wp:effectExtent l="0" t="0" r="0" b="1270"/>
+            <wp:docPr id="3" name="Picture 3"/>
+            <wp:cNvGraphicFramePr>
+              <a:graphicFrameLocks xmlns:a="http://schemas.openxmlformats.org/drawingml/2006/main" noChangeAspect="1"/>
+            </wp:cNvGraphicFramePr>
+            <a:graphic xmlns:a="http://schemas.openxmlformats.org/drawingml/2006/main">
+              <a:graphicData uri="http://schemas.openxmlformats.org/drawingml/2006/picture">
+                <pic:pic xmlns:pic="http://schemas.openxmlformats.org/drawingml/2006/picture">
+                  <pic:nvPicPr>
+                    <pic:cNvPr id="1" name=""/>
+                    <pic:cNvPicPr/>
+                  </pic:nvPicPr>
+                  <pic:blipFill>
+                    <a:blip r:embed="rId14"/>
+                    <a:stretch>
+                      <a:fillRect/>
+                    </a:stretch>
+                  </pic:blipFill>
+                  <pic:spPr>
+                    <a:xfrm>
+                      <a:off x="0" y="0"/>
+                      <a:ext cx="5943600" cy="4418330"/>
+                    </a:xfrm>
+                    <a:prstGeom prst="rect">
+                      <a:avLst/>
+                    </a:prstGeom>
+                  </pic:spPr>
+                </pic:pic>
+              </a:graphicData>
+            </a:graphic>
+          </wp:inline>
+        </w:drawing>
+      </w:r>
+    </w:p>
+    <w:p>
+      <w:pPr>
+        <w:tabs>
+          <w:tab w:val="left" w:pos="3120"/>
+        </w:tabs>
+      </w:pPr>
+    </w:p>
+    <w:p>
+      <w:pPr>
+        <w:tabs>
+          <w:tab w:val="left" w:pos="3120"/>
+        </w:tabs>
+      </w:pPr>
+    </w:p>
+    <w:p>
+      <w:pPr>
+        <w:tabs>
+          <w:tab w:val="left" w:pos="3120"/>
+        </w:tabs>
+      </w:pPr>
+    </w:p>
+    <w:p>
+      <w:pPr>
+        <w:tabs>
+          <w:tab w:val="left" w:pos="3120"/>
+        </w:tabs>
+      </w:pPr>
+    </w:p>
+    <w:p>
+      <w:pPr>
+        <w:tabs>
+          <w:tab w:val="left" w:pos="3120"/>
+        </w:tabs>
+      </w:pPr>
+    </w:p>
+    <w:p>
+      <w:pPr>
+        <w:tabs>
+          <w:tab w:val="left" w:pos="3120"/>
+        </w:tabs>
+      </w:pPr>
+    </w:p>
+    <w:p>
+      <w:pPr>
+        <w:tabs>
+          <w:tab w:val="left" w:pos="3120"/>
+        </w:tabs>
+      </w:pPr>
+    </w:p>
+    <w:p>
+      <w:pPr>
+        <w:tabs>
+          <w:tab w:val="left" w:pos="3120"/>
+        </w:tabs>
+      </w:pPr>
+    </w:p>
+    <w:p>
+      <w:pPr>
+        <w:tabs>
+          <w:tab w:val="left" w:pos="3120"/>
+        </w:tabs>
+      </w:pPr>
+    </w:p>
+    <w:p>
+      <w:pPr>
+        <w:tabs>
+          <w:tab w:val="left" w:pos="3120"/>
+        </w:tabs>
+      </w:pPr>
+    </w:p>
+    <w:p>
+      <w:pPr>
+        <w:tabs>
+          <w:tab w:val="left" w:pos="3120"/>
+        </w:tabs>
+      </w:pPr>
+    </w:p>
+    <w:p>
+      <w:pPr>
+        <w:tabs>
+          <w:tab w:val="left" w:pos="3120"/>
+        </w:tabs>
+      </w:pPr>
+    </w:p>
+    <w:p>
+      <w:pPr>
+        <w:pStyle w:val="NormalWeb"/>
+      </w:pPr>
+      <w:r>
+        <w:lastRenderedPageBreak/>
+        <w:drawing>
+          <wp:anchor distT="0" distB="0" distL="114300" distR="114300" simplePos="0" relativeHeight="251672576" behindDoc="0" locked="0" layoutInCell="1" allowOverlap="1" wp14:anchorId="021A63A4" wp14:editId="33CA50AF">
+            <wp:simplePos x="0" y="0"/>
+            <wp:positionH relativeFrom="margin">
+              <wp:align>center</wp:align>
+            </wp:positionH>
+            <wp:positionV relativeFrom="paragraph">
+              <wp:posOffset>-533400</wp:posOffset>
+            </wp:positionV>
+            <wp:extent cx="7381875" cy="4112083"/>
+            <wp:effectExtent l="0" t="0" r="0" b="3175"/>
+            <wp:wrapNone/>
+            <wp:docPr id="9" name="Picture 9"/>
+            <wp:cNvGraphicFramePr>
+              <a:graphicFrameLocks xmlns:a="http://schemas.openxmlformats.org/drawingml/2006/main" noChangeAspect="1"/>
+            </wp:cNvGraphicFramePr>
+            <a:graphic xmlns:a="http://schemas.openxmlformats.org/drawingml/2006/main">
+              <a:graphicData uri="http://schemas.openxmlformats.org/drawingml/2006/picture">
+                <pic:pic xmlns:pic="http://schemas.openxmlformats.org/drawingml/2006/picture">
+                  <pic:nvPicPr>
+                    <pic:cNvPr id="1" name=""/>
+                    <pic:cNvPicPr/>
+                  </pic:nvPicPr>
+                  <pic:blipFill>
+                    <a:blip r:embed="rId15">
+                      <a:extLst>
+                        <a:ext uri="{28A0092B-C50C-407E-A947-70E740481C1C}">
+                          <a14:useLocalDpi xmlns:a14="http://schemas.microsoft.com/office/drawing/2010/main" val="0"/>
+                        </a:ext>
+                      </a:extLst>
+                    </a:blip>
+                    <a:stretch>
+                      <a:fillRect/>
+                    </a:stretch>
+                  </pic:blipFill>
+                  <pic:spPr>
+                    <a:xfrm>
+                      <a:off x="0" y="0"/>
+                      <a:ext cx="7381875" cy="4112083"/>
+                    </a:xfrm>
+                    <a:prstGeom prst="rect">
+                      <a:avLst/>
+                    </a:prstGeom>
+                  </pic:spPr>
+                </pic:pic>
+              </a:graphicData>
+            </a:graphic>
+            <wp14:sizeRelH relativeFrom="margin">
+              <wp14:pctWidth>0</wp14:pctWidth>
+            </wp14:sizeRelH>
+            <wp14:sizeRelV relativeFrom="margin">
+              <wp14:pctHeight>0</wp14:pctHeight>
+            </wp14:sizeRelV>
+          </wp:anchor>
+        </w:drawing>
+      </w:r>
+    </w:p>
+    <w:p>
+      <w:pPr>
+        <w:tabs>
+          <w:tab w:val="left" w:pos="3120"/>
+        </w:tabs>
+      </w:pPr>
+    </w:p>
+    <w:p>
+      <w:pPr>
+        <w:tabs>
+          <w:tab w:val="left" w:pos="3120"/>
+        </w:tabs>
+      </w:pPr>
+    </w:p>
+    <w:p>
+      <w:pPr>
+        <w:tabs>
+          <w:tab w:val="left" w:pos="3120"/>
+        </w:tabs>
+      </w:pPr>
+    </w:p>
+    <w:p>
+      <w:pPr>
+        <w:tabs>
+          <w:tab w:val="left" w:pos="3120"/>
+        </w:tabs>
+      </w:pPr>
+    </w:p>
+    <w:p>
+      <w:pPr>
+        <w:tabs>
+          <w:tab w:val="left" w:pos="3120"/>
+        </w:tabs>
+      </w:pPr>
+    </w:p>
+    <w:p>
+      <w:pPr>
+        <w:tabs>
+          <w:tab w:val="left" w:pos="3120"/>
+        </w:tabs>
+      </w:pPr>
+    </w:p>
+    <w:p>
+      <w:pPr>
+        <w:tabs>
+          <w:tab w:val="left" w:pos="3120"/>
+        </w:tabs>
+      </w:pPr>
+    </w:p>
+    <w:p>
+      <w:pPr>
+        <w:tabs>
+          <w:tab w:val="left" w:pos="3120"/>
+        </w:tabs>
+      </w:pPr>
+    </w:p>
+    <w:p>
+      <w:pPr>
+        <w:tabs>
+          <w:tab w:val="left" w:pos="3120"/>
+        </w:tabs>
+      </w:pPr>
+    </w:p>
+    <w:p>
+      <w:pPr>
+        <w:tabs>
+          <w:tab w:val="left" w:pos="3120"/>
+        </w:tabs>
+      </w:pPr>
+      <w:r>
+        <w:drawing>
+          <wp:anchor distT="0" distB="0" distL="114300" distR="114300" simplePos="0" relativeHeight="251673600" behindDoc="0" locked="0" layoutInCell="1" allowOverlap="1" wp14:anchorId="4AFC44E2" wp14:editId="01359BE6">
+            <wp:simplePos x="0" y="0"/>
+            <wp:positionH relativeFrom="margin">
+              <wp:align>center</wp:align>
+            </wp:positionH>
+            <wp:positionV relativeFrom="paragraph">
+              <wp:posOffset>286385</wp:posOffset>
+            </wp:positionV>
+            <wp:extent cx="4619676" cy="5648935"/>
+            <wp:effectExtent l="0" t="0" r="0" b="9525"/>
+            <wp:wrapNone/>
+            <wp:docPr id="10" name="Picture 10"/>
+            <wp:cNvGraphicFramePr>
+              <a:graphicFrameLocks xmlns:a="http://schemas.openxmlformats.org/drawingml/2006/main" noChangeAspect="1"/>
+            </wp:cNvGraphicFramePr>
+            <a:graphic xmlns:a="http://schemas.openxmlformats.org/drawingml/2006/main">
+              <a:graphicData uri="http://schemas.openxmlformats.org/drawingml/2006/picture">
+                <pic:pic xmlns:pic="http://schemas.openxmlformats.org/drawingml/2006/picture">
+                  <pic:nvPicPr>
+                    <pic:cNvPr id="1" name=""/>
+                    <pic:cNvPicPr/>
+                  </pic:nvPicPr>
+                  <pic:blipFill>
+                    <a:blip r:embed="rId16">
+                      <a:extLst>
+                        <a:ext uri="{28A0092B-C50C-407E-A947-70E740481C1C}">
+                          <a14:useLocalDpi xmlns:a14="http://schemas.microsoft.com/office/drawing/2010/main" val="0"/>
+                        </a:ext>
+                      </a:extLst>
+                    </a:blip>
+                    <a:stretch>
+                      <a:fillRect/>
+                    </a:stretch>
+                  </pic:blipFill>
+                  <pic:spPr>
+                    <a:xfrm>
+                      <a:off x="0" y="0"/>
+                      <a:ext cx="4619676" cy="5648935"/>
+                    </a:xfrm>
+                    <a:prstGeom prst="rect">
+                      <a:avLst/>
+                    </a:prstGeom>
+                  </pic:spPr>
+                </pic:pic>
+              </a:graphicData>
+            </a:graphic>
+            <wp14:sizeRelH relativeFrom="margin">
+              <wp14:pctWidth>0</wp14:pctWidth>
+            </wp14:sizeRelH>
+            <wp14:sizeRelV relativeFrom="margin">
+              <wp14:pctHeight>0</wp14:pctHeight>
+            </wp14:sizeRelV>
+          </wp:anchor>
+        </w:drawing>
+      </w:r>
+    </w:p>
+    <w:p>
+      <w:pPr>
+        <w:tabs>
+          <w:tab w:val="left" w:pos="3120"/>
+        </w:tabs>
+      </w:pPr>
+    </w:p>
+    <w:p>
+      <w:pPr>
+        <w:tabs>
+          <w:tab w:val="left" w:pos="3120"/>
+        </w:tabs>
+      </w:pPr>
+    </w:p>
+    <w:p>
+      <w:pPr>
+        <w:tabs>
+          <w:tab w:val="left" w:pos="3120"/>
+        </w:tabs>
+      </w:pPr>
+    </w:p>
+    <w:p>
+      <w:pPr>
+        <w:tabs>
+          <w:tab w:val="left" w:pos="3120"/>
+        </w:tabs>
+      </w:pPr>
+    </w:p>
+    <w:p>
+      <w:pPr>
+        <w:tabs>
+          <w:tab w:val="left" w:pos="3120"/>
+        </w:tabs>
+      </w:pPr>
+    </w:p>
+    <w:p>
+      <w:pPr>
+        <w:tabs>
+          <w:tab w:val="left" w:pos="3120"/>
+        </w:tabs>
+      </w:pPr>
+    </w:p>
+    <w:p>
+      <w:pPr>
+        <w:tabs>
+          <w:tab w:val="left" w:pos="3120"/>
+        </w:tabs>
+      </w:pPr>
+    </w:p>
+    <w:p>
+      <w:pPr>
+        <w:tabs>
+          <w:tab w:val="left" w:pos="3120"/>
+        </w:tabs>
+      </w:pPr>
+      <w:bookmarkStart w:id="0" w:name="_GoBack"/>
+      <w:bookmarkEnd w:id="0"/>
+    </w:p>
+    <w:p>
+      <w:pPr>
+        <w:tabs>
+          <w:tab w:val="left" w:pos="3120"/>
+        </w:tabs>
+      </w:pPr>
+    </w:p>
+    <w:p>
+      <w:pPr>
+        <w:tabs>
+          <w:tab w:val="left" w:pos="3120"/>
+        </w:tabs>
+      </w:pPr>
+    </w:p>
+    <w:p>
+      <w:pPr>
+        <w:tabs>
+          <w:tab w:val="left" w:pos="3120"/>
+        </w:tabs>
+      </w:pPr>
+    </w:p>
+    <w:p>
+      <w:pPr>
+        <w:tabs>
+          <w:tab w:val="left" w:pos="3120"/>
+        </w:tabs>
+      </w:pPr>
+    </w:p>
+    <w:p>
+      <w:pPr>
+        <w:tabs>
+          <w:tab w:val="left" w:pos="3120"/>
+        </w:tabs>
+      </w:pPr>
+    </w:p>
+    <w:p>
+      <w:pPr>
+        <w:tabs>
+          <w:tab w:val="left" w:pos="3120"/>
+        </w:tabs>
+      </w:pPr>
+    </w:p>
+    <w:p>
+      <w:pPr>
+        <w:tabs>
+          <w:tab w:val="left" w:pos="3120"/>
+        </w:tabs>
+      </w:pPr>
+    </w:p>
+    <w:p>
+      <w:pPr>
+        <w:tabs>
+          <w:tab w:val="left" w:pos="3120"/>
+        </w:tabs>
+      </w:pPr>
+    </w:p>
+    <w:p>
+      <w:pPr>
+        <w:tabs>
+          <w:tab w:val="left" w:pos="3120"/>
+        </w:tabs>
+      </w:pPr>
+    </w:p>
+    <w:p>
+      <w:pPr>
+        <w:tabs>
+          <w:tab w:val="left" w:pos="3120"/>
+        </w:tabs>
+      </w:pPr>
+    </w:p>
+    <w:p>
+      <w:pPr>
+        <w:tabs>
+          <w:tab w:val="left" w:pos="3120"/>
+        </w:tabs>
+      </w:pPr>
+    </w:p>
+    <w:p>
+      <w:pPr>
+        <w:tabs>
+          <w:tab w:val="left" w:pos="3120"/>
+        </w:tabs>
+      </w:pPr>
+      <w:r>
+        <w:drawing>
+          <wp:anchor distT="0" distB="0" distL="114300" distR="114300" simplePos="0" relativeHeight="251668480" behindDoc="0" locked="0" layoutInCell="1" allowOverlap="1" wp14:anchorId="752B05D2" wp14:editId="390088C8">
+            <wp:simplePos x="0" y="0"/>
+            <wp:positionH relativeFrom="margin">
+              <wp:align>right</wp:align>
+            </wp:positionH>
+            <wp:positionV relativeFrom="paragraph">
+              <wp:posOffset>-914400</wp:posOffset>
+            </wp:positionV>
+            <wp:extent cx="5943600" cy="5799455"/>
+            <wp:effectExtent l="0" t="0" r="0" b="0"/>
+            <wp:wrapNone/>
+            <wp:docPr id="4" name="Picture 4"/>
+            <wp:cNvGraphicFramePr>
+              <a:graphicFrameLocks xmlns:a="http://schemas.openxmlformats.org/drawingml/2006/main" noChangeAspect="1"/>
+            </wp:cNvGraphicFramePr>
+            <a:graphic xmlns:a="http://schemas.openxmlformats.org/drawingml/2006/main">
+              <a:graphicData uri="http://schemas.openxmlformats.org/drawingml/2006/picture">
+                <pic:pic xmlns:pic="http://schemas.openxmlformats.org/drawingml/2006/picture">
+                  <pic:nvPicPr>
+                    <pic:cNvPr id="1" name=""/>
+                    <pic:cNvPicPr/>
+                  </pic:nvPicPr>
+                  <pic:blipFill>
+                    <a:blip r:embed="rId17">
+                      <a:extLst>
+                        <a:ext uri="{28A0092B-C50C-407E-A947-70E740481C1C}">
+                          <a14:useLocalDpi xmlns:a14="http://schemas.microsoft.com/office/drawing/2010/main" val="0"/>
+                        </a:ext>
+                      </a:extLst>
+                    </a:blip>
+                    <a:stretch>
+                      <a:fillRect/>
+                    </a:stretch>
+                  </pic:blipFill>
+                  <pic:spPr>
+                    <a:xfrm>
+                      <a:off x="0" y="0"/>
+                      <a:ext cx="5943600" cy="5799455"/>
+                    </a:xfrm>
+                    <a:prstGeom prst="rect">
+                      <a:avLst/>
+                    </a:prstGeom>
+                  </pic:spPr>
+                </pic:pic>
+              </a:graphicData>
+            </a:graphic>
+          </wp:anchor>
+        </w:drawing>
+      </w:r>
+    </w:p>
+    <w:p/>
+    <w:p/>
+    <w:p/>
+    <w:p/>
+    <w:p/>
+    <w:p/>
+    <w:p/>
+    <w:p/>
+    <w:p/>
+    <w:p/>
+    <w:p/>
+    <w:p/>
+    <w:p/>
+    <w:p/>
+    <w:p/>
+    <w:p>
+      <w:r>
+        <w:rPr>
+          <w:noProof/>
+        </w:rPr>
+        <w:drawing>
+          <wp:anchor distT="0" distB="0" distL="114300" distR="114300" simplePos="0" relativeHeight="251669504" behindDoc="0" locked="0" layoutInCell="1" allowOverlap="1" wp14:anchorId="5785293D" wp14:editId="39501E12">
+            <wp:simplePos x="0" y="0"/>
+            <wp:positionH relativeFrom="page">
+              <wp:posOffset>-371475</wp:posOffset>
+            </wp:positionH>
+            <wp:positionV relativeFrom="paragraph">
+              <wp:posOffset>421005</wp:posOffset>
+            </wp:positionV>
+            <wp:extent cx="8302925" cy="3667125"/>
+            <wp:effectExtent l="0" t="0" r="3175" b="0"/>
+            <wp:wrapNone/>
+            <wp:docPr id="5" name="Picture 5" descr="C:\Users\Administrator\Downloads\Epic Hango.png"/>
+            <wp:cNvGraphicFramePr>
+              <a:graphicFrameLocks xmlns:a="http://schemas.openxmlformats.org/drawingml/2006/main" noChangeAspect="1"/>
+            </wp:cNvGraphicFramePr>
+            <a:graphic xmlns:a="http://schemas.openxmlformats.org/drawingml/2006/main">
+              <a:graphicData uri="http://schemas.openxmlformats.org/drawingml/2006/picture">
+                <pic:pic xmlns:pic="http://schemas.openxmlformats.org/drawingml/2006/picture">
+                  <pic:nvPicPr>
+                    <pic:cNvPr id="0" name="Picture 8" descr="C:\Users\Administrator\Downloads\Epic Hango.png"/>
+                    <pic:cNvPicPr>
+                      <a:picLocks noChangeAspect="1" noChangeArrowheads="1"/>
+                    </pic:cNvPicPr>
+                  </pic:nvPicPr>
+                  <pic:blipFill>
+                    <a:blip r:embed="rId18" cstate="print">
+                      <a:extLst>
+                        <a:ext uri="{28A0092B-C50C-407E-A947-70E740481C1C}">
+                          <a14:useLocalDpi xmlns:a14="http://schemas.microsoft.com/office/drawing/2010/main" val="0"/>
+                        </a:ext>
+                      </a:extLst>
+                    </a:blip>
+                    <a:srcRect/>
+                    <a:stretch>
+                      <a:fillRect/>
+                    </a:stretch>
+                  </pic:blipFill>
+                  <pic:spPr bwMode="auto">
+                    <a:xfrm>
+                      <a:off x="0" y="0"/>
+                      <a:ext cx="8302925" cy="3667125"/>
+                    </a:xfrm>
+                    <a:prstGeom prst="rect">
+                      <a:avLst/>
+                    </a:prstGeom>
+                    <a:noFill/>
+                    <a:ln>
+                      <a:noFill/>
+                    </a:ln>
+                  </pic:spPr>
+                </pic:pic>
+              </a:graphicData>
+            </a:graphic>
+            <wp14:sizeRelH relativeFrom="margin">
+              <wp14:pctWidth>0</wp14:pctWidth>
+            </wp14:sizeRelH>
+            <wp14:sizeRelV relativeFrom="margin">
+              <wp14:pctHeight>0</wp14:pctHeight>
+            </wp14:sizeRelV>
+          </wp:anchor>
+        </w:drawing>
+      </w:r>
+    </w:p>
+    <w:p>
+      <w:pPr>
+        <w:tabs>
+          <w:tab w:val="left" w:pos="1455"/>
+        </w:tabs>
+      </w:pPr>
+      <w:r>
+        <w:tab/>
+      </w:r>
+    </w:p>
+    <w:p>
+      <w:pPr>
+        <w:tabs>
+          <w:tab w:val="left" w:pos="1455"/>
+        </w:tabs>
+      </w:pPr>
+    </w:p>
+    <w:p>
+      <w:pPr>
+        <w:tabs>
+          <w:tab w:val="left" w:pos="1455"/>
+        </w:tabs>
+      </w:pPr>
+    </w:p>
+    <w:p>
+      <w:pPr>
+        <w:tabs>
+          <w:tab w:val="left" w:pos="1455"/>
+        </w:tabs>
+      </w:pPr>
+    </w:p>
+    <w:p>
+      <w:pPr>
+        <w:tabs>
+          <w:tab w:val="left" w:pos="1455"/>
+        </w:tabs>
+      </w:pPr>
+    </w:p>
+    <w:p>
+      <w:pPr>
+        <w:tabs>
+          <w:tab w:val="left" w:pos="1455"/>
+        </w:tabs>
+      </w:pPr>
+    </w:p>
+    <w:p>
+      <w:pPr>
+        <w:tabs>
+          <w:tab w:val="left" w:pos="1455"/>
+        </w:tabs>
+      </w:pPr>
+    </w:p>
+    <w:p>
+      <w:pPr>
+        <w:tabs>
+          <w:tab w:val="left" w:pos="1455"/>
+        </w:tabs>
+      </w:pPr>
+    </w:p>
+    <w:p>
+      <w:pPr>
+        <w:tabs>
+          <w:tab w:val="left" w:pos="1455"/>
+        </w:tabs>
+      </w:pPr>
+    </w:p>
+    <w:p>
+      <w:pPr>
+        <w:tabs>
+          <w:tab w:val="left" w:pos="1455"/>
+        </w:tabs>
+      </w:pPr>
+    </w:p>
+    <w:p>
+      <w:pPr>
+        <w:tabs>
+          <w:tab w:val="left" w:pos="1455"/>
+        </w:tabs>
+      </w:pPr>
+    </w:p>
+    <w:p>
+      <w:pPr>
+        <w:tabs>
+          <w:tab w:val="left" w:pos="1455"/>
+        </w:tabs>
+      </w:pPr>
+    </w:p>
+    <w:p>
+      <w:pPr>
+        <w:tabs>
+          <w:tab w:val="left" w:pos="1455"/>
+        </w:tabs>
+      </w:pPr>
+      <w:r>
+        <w:drawing>
+          <wp:anchor distT="0" distB="0" distL="114300" distR="114300" simplePos="0" relativeHeight="251671552" behindDoc="0" locked="0" layoutInCell="1" allowOverlap="1" wp14:anchorId="08CAA670" wp14:editId="6083C051">
+            <wp:simplePos x="0" y="0"/>
+            <wp:positionH relativeFrom="margin">
+              <wp:align>right</wp:align>
+            </wp:positionH>
+            <wp:positionV relativeFrom="paragraph">
+              <wp:posOffset>-571500</wp:posOffset>
+            </wp:positionV>
+            <wp:extent cx="5943600" cy="4791710"/>
+            <wp:effectExtent l="0" t="0" r="0" b="8890"/>
+            <wp:wrapNone/>
+            <wp:docPr id="7" name="Picture 7"/>
+            <wp:cNvGraphicFramePr>
+              <a:graphicFrameLocks xmlns:a="http://schemas.openxmlformats.org/drawingml/2006/main" noChangeAspect="1"/>
+            </wp:cNvGraphicFramePr>
+            <a:graphic xmlns:a="http://schemas.openxmlformats.org/drawingml/2006/main">
+              <a:graphicData uri="http://schemas.openxmlformats.org/drawingml/2006/picture">
+                <pic:pic xmlns:pic="http://schemas.openxmlformats.org/drawingml/2006/picture">
+                  <pic:nvPicPr>
+                    <pic:cNvPr id="1" name=""/>
+                    <pic:cNvPicPr/>
+                  </pic:nvPicPr>
+                  <pic:blipFill>
+                    <a:blip r:embed="rId19">
+                      <a:extLst>
+                        <a:ext uri="{28A0092B-C50C-407E-A947-70E740481C1C}">
+                          <a14:useLocalDpi xmlns:a14="http://schemas.microsoft.com/office/drawing/2010/main" val="0"/>
+                        </a:ext>
+                      </a:extLst>
+                    </a:blip>
+                    <a:stretch>
+                      <a:fillRect/>
+                    </a:stretch>
+                  </pic:blipFill>
+                  <pic:spPr>
+                    <a:xfrm>
+                      <a:off x="0" y="0"/>
+                      <a:ext cx="5943600" cy="4791710"/>
+                    </a:xfrm>
+                    <a:prstGeom prst="rect">
+                      <a:avLst/>
+                    </a:prstGeom>
+                  </pic:spPr>
+                </pic:pic>
+              </a:graphicData>
+            </a:graphic>
+          </wp:anchor>
+        </w:drawing>
+      </w:r>
+    </w:p>
+    <w:p>
+      <w:pPr>
+        <w:pStyle w:val="NormalWeb"/>
+      </w:pPr>
+    </w:p>
+    <w:p>
+      <w:pPr>
+        <w:tabs>
+          <w:tab w:val="left" w:pos="1455"/>
+        </w:tabs>
+      </w:pPr>
+      <w:r>
+        <w:rPr>
+          <w:noProof/>
+        </w:rPr>
+        <w:drawing>
+          <wp:anchor distT="0" distB="0" distL="114300" distR="114300" simplePos="0" relativeHeight="251670528" behindDoc="0" locked="0" layoutInCell="1" allowOverlap="1" wp14:anchorId="66C5CFA6" wp14:editId="2CBCA959">
+            <wp:simplePos x="0" y="0"/>
+            <wp:positionH relativeFrom="margin">
+              <wp:align>center</wp:align>
+            </wp:positionH>
+            <wp:positionV relativeFrom="paragraph">
+              <wp:posOffset>3756660</wp:posOffset>
+            </wp:positionV>
+            <wp:extent cx="9163050" cy="4047014"/>
+            <wp:effectExtent l="0" t="0" r="0" b="0"/>
+            <wp:wrapNone/>
+            <wp:docPr id="6" name="Picture 6" descr="C:\Users\Administrator\Downloads\Tremendous Robo-Blad.png"/>
+            <wp:cNvGraphicFramePr>
+              <a:graphicFrameLocks xmlns:a="http://schemas.openxmlformats.org/drawingml/2006/main" noChangeAspect="1"/>
+            </wp:cNvGraphicFramePr>
+            <a:graphic xmlns:a="http://schemas.openxmlformats.org/drawingml/2006/main">
+              <a:graphicData uri="http://schemas.openxmlformats.org/drawingml/2006/picture">
+                <pic:pic xmlns:pic="http://schemas.openxmlformats.org/drawingml/2006/picture">
+                  <pic:nvPicPr>
+                    <pic:cNvPr id="0" name="Picture 9" descr="C:\Users\Administrator\Downloads\Tremendous Robo-Blad.png"/>
+                    <pic:cNvPicPr>
+                      <a:picLocks noChangeAspect="1" noChangeArrowheads="1"/>
+                    </pic:cNvPicPr>
+                  </pic:nvPicPr>
+                  <pic:blipFill>
+                    <a:blip r:embed="rId20">
+                      <a:extLst>
+                        <a:ext uri="{28A0092B-C50C-407E-A947-70E740481C1C}">
+                          <a14:useLocalDpi xmlns:a14="http://schemas.microsoft.com/office/drawing/2010/main" val="0"/>
+                        </a:ext>
+                      </a:extLst>
+                    </a:blip>
+                    <a:srcRect/>
+                    <a:stretch>
+                      <a:fillRect/>
+                    </a:stretch>
+                  </pic:blipFill>
+                  <pic:spPr bwMode="auto">
+                    <a:xfrm>
+                      <a:off x="0" y="0"/>
+                      <a:ext cx="9163050" cy="4047014"/>
+                    </a:xfrm>
+                    <a:prstGeom prst="rect">
+                      <a:avLst/>
+                    </a:prstGeom>
+                    <a:noFill/>
+                    <a:ln>
+                      <a:noFill/>
+                    </a:ln>
+                  </pic:spPr>
+                </pic:pic>
+              </a:graphicData>
+            </a:graphic>
+            <wp14:sizeRelH relativeFrom="page">
+              <wp14:pctWidth>0</wp14:pctWidth>
+            </wp14:sizeRelH>
+            <wp14:sizeRelV relativeFrom="page">
+              <wp14:pctHeight>0</wp14:pctHeight>
+            </wp14:sizeRelV>
+          </wp:anchor>
+        </w:drawing>
+      </w:r>
+    </w:p>
     <w:sectPr>
       <w:pgSz w:w="12240" w:h="15840"/>
       <w:pgMar w:top="1440" w:right="1440" w:bottom="1440" w:left="1440" w:header="720" w:footer="720" w:gutter="0"/>
@@ -281,8 +1716,58 @@
 </w:document>
 </file>
 
+<file path=word/endnotes.xml><?xml version="1.0" encoding="utf-8"?>
+<w:endnotes xmlns:wpc="http://schemas.microsoft.com/office/word/2010/wordprocessingCanvas" xmlns:mc="http://schemas.openxmlformats.org/markup-compatibility/2006" xmlns:o="urn:schemas-microsoft-com:office:office" xmlns:r="http://schemas.openxmlformats.org/officeDocument/2006/relationships" xmlns:m="http://schemas.openxmlformats.org/officeDocument/2006/math" xmlns:v="urn:schemas-microsoft-com:vml" xmlns:wp14="http://schemas.microsoft.com/office/word/2010/wordprocessingDrawing" xmlns:wp="http://schemas.openxmlformats.org/drawingml/2006/wordprocessingDrawing" xmlns:w10="urn:schemas-microsoft-com:office:word" xmlns:w="http://schemas.openxmlformats.org/wordprocessingml/2006/main" xmlns:w14="http://schemas.microsoft.com/office/word/2010/wordml" xmlns:w15="http://schemas.microsoft.com/office/word/2012/wordml" xmlns:wpg="http://schemas.microsoft.com/office/word/2010/wordprocessingGroup" xmlns:wpi="http://schemas.microsoft.com/office/word/2010/wordprocessingInk" xmlns:wne="http://schemas.microsoft.com/office/word/2006/wordml" xmlns:wps="http://schemas.microsoft.com/office/word/2010/wordprocessingShape" mc:Ignorable="w14 w15 wp14">
+  <w:endnote w:type="separator" w:id="-1">
+    <w:p>
+      <w:pPr>
+        <w:spacing w:after="0" w:line="240" w:lineRule="auto"/>
+      </w:pPr>
+      <w:r>
+        <w:separator/>
+      </w:r>
+    </w:p>
+  </w:endnote>
+  <w:endnote w:type="continuationSeparator" w:id="0">
+    <w:p>
+      <w:pPr>
+        <w:spacing w:after="0" w:line="240" w:lineRule="auto"/>
+      </w:pPr>
+      <w:r>
+        <w:continuationSeparator/>
+      </w:r>
+    </w:p>
+  </w:endnote>
+</w:endnotes>
+</file>
+
+<file path=word/footnotes.xml><?xml version="1.0" encoding="utf-8"?>
+<w:footnotes xmlns:wpc="http://schemas.microsoft.com/office/word/2010/wordprocessingCanvas" xmlns:mc="http://schemas.openxmlformats.org/markup-compatibility/2006" xmlns:o="urn:schemas-microsoft-com:office:office" xmlns:r="http://schemas.openxmlformats.org/officeDocument/2006/relationships" xmlns:m="http://schemas.openxmlformats.org/officeDocument/2006/math" xmlns:v="urn:schemas-microsoft-com:vml" xmlns:wp14="http://schemas.microsoft.com/office/word/2010/wordprocessingDrawing" xmlns:wp="http://schemas.openxmlformats.org/drawingml/2006/wordprocessingDrawing" xmlns:w10="urn:schemas-microsoft-com:office:word" xmlns:w="http://schemas.openxmlformats.org/wordprocessingml/2006/main" xmlns:w14="http://schemas.microsoft.com/office/word/2010/wordml" xmlns:w15="http://schemas.microsoft.com/office/word/2012/wordml" xmlns:wpg="http://schemas.microsoft.com/office/word/2010/wordprocessingGroup" xmlns:wpi="http://schemas.microsoft.com/office/word/2010/wordprocessingInk" xmlns:wne="http://schemas.microsoft.com/office/word/2006/wordml" xmlns:wps="http://schemas.microsoft.com/office/word/2010/wordprocessingShape" mc:Ignorable="w14 w15 wp14">
+  <w:footnote w:type="separator" w:id="-1">
+    <w:p>
+      <w:pPr>
+        <w:spacing w:after="0" w:line="240" w:lineRule="auto"/>
+      </w:pPr>
+      <w:r>
+        <w:separator/>
+      </w:r>
+    </w:p>
+  </w:footnote>
+  <w:footnote w:type="continuationSeparator" w:id="0">
+    <w:p>
+      <w:pPr>
+        <w:spacing w:after="0" w:line="240" w:lineRule="auto"/>
+      </w:pPr>
+      <w:r>
+        <w:continuationSeparator/>
+      </w:r>
+    </w:p>
+  </w:footnote>
+</w:footnotes>
+</file>
+
 <file path=word/styles.xml><?xml version="1.0" encoding="utf-8"?>
-<w:styles xmlns:mc="http://schemas.openxmlformats.org/markup-compatibility/2006" xmlns:r="http://schemas.openxmlformats.org/officeDocument/2006/relationships" xmlns:w="http://schemas.openxmlformats.org/wordprocessingml/2006/main" xmlns:w14="http://schemas.microsoft.com/office/word/2010/wordml" xmlns:w15="http://schemas.microsoft.com/office/word/2012/wordml" xmlns:w16cex="http://schemas.microsoft.com/office/word/2018/wordml/cex" xmlns:w16cid="http://schemas.microsoft.com/office/word/2016/wordml/cid" xmlns:w16="http://schemas.microsoft.com/office/word/2018/wordml" xmlns:w16du="http://schemas.microsoft.com/office/word/2023/wordml/word16du" xmlns:w16sdtdh="http://schemas.microsoft.com/office/word/2020/wordml/sdtdatahash" xmlns:w16sdtfl="http://schemas.microsoft.com/office/word/2024/wordml/sdtformatlock" xmlns:w16se="http://schemas.microsoft.com/office/word/2015/wordml/symex" mc:Ignorable="w14 w15 w16se w16cid w16 w16cex w16sdtdh w16sdtfl w16du">
+<w:styles xmlns:mc="http://schemas.openxmlformats.org/markup-compatibility/2006" xmlns:r="http://schemas.openxmlformats.org/officeDocument/2006/relationships" xmlns:w="http://schemas.openxmlformats.org/wordprocessingml/2006/main" xmlns:w14="http://schemas.microsoft.com/office/word/2010/wordml" xmlns:w15="http://schemas.microsoft.com/office/word/2012/wordml" mc:Ignorable="w14 w15">
   <w:docDefaults>
     <w:rPrDefault>
       <w:rPr>
@@ -298,7 +1783,7 @@
       </w:pPr>
     </w:pPrDefault>
   </w:docDefaults>
-  <w:latentStyles w:defLockedState="0" w:defUIPriority="99" w:defSemiHidden="0" w:defUnhideWhenUsed="0" w:defQFormat="0" w:count="376">
+  <w:latentStyles w:defLockedState="0" w:defUIPriority="99" w:defSemiHidden="0" w:defUnhideWhenUsed="0" w:defQFormat="0" w:count="371">
     <w:lsdException w:name="Normal" w:uiPriority="0" w:qFormat="1"/>
     <w:lsdException w:name="heading 1" w:uiPriority="9" w:qFormat="1"/>
     <w:lsdException w:name="heading 2" w:semiHidden="1" w:uiPriority="9" w:unhideWhenUsed="1" w:qFormat="1"/>
@@ -670,11 +2155,6 @@
     <w:lsdException w:name="List Table 5 Dark Accent 6" w:uiPriority="50"/>
     <w:lsdException w:name="List Table 6 Colorful Accent 6" w:uiPriority="51"/>
     <w:lsdException w:name="List Table 7 Colorful Accent 6" w:uiPriority="52"/>
-    <w:lsdException w:name="Mention" w:semiHidden="1" w:unhideWhenUsed="1"/>
-    <w:lsdException w:name="Smart Hyperlink" w:semiHidden="1" w:unhideWhenUsed="1"/>
-    <w:lsdException w:name="Hashtag" w:semiHidden="1" w:unhideWhenUsed="1"/>
-    <w:lsdException w:name="Unresolved Mention" w:semiHidden="1" w:unhideWhenUsed="1"/>
-    <w:lsdException w:name="Smart Link" w:semiHidden="1" w:unhideWhenUsed="1"/>
   </w:latentStyles>
   <w:style w:type="paragraph" w:default="1" w:styleId="Normal">
     <w:name w:val="Normal"/>
@@ -706,6 +2186,66 @@
     <w:uiPriority w:val="99"/>
     <w:semiHidden/>
     <w:unhideWhenUsed/>
+  </w:style>
+  <w:style w:type="paragraph" w:styleId="Header">
+    <w:name w:val="header"/>
+    <w:basedOn w:val="Normal"/>
+    <w:link w:val="HeaderChar"/>
+    <w:uiPriority w:val="99"/>
+    <w:unhideWhenUsed/>
+    <w:rsid w:val="00383A63"/>
+    <w:pPr>
+      <w:tabs>
+        <w:tab w:val="center" w:pos="4680"/>
+        <w:tab w:val="right" w:pos="9360"/>
+      </w:tabs>
+      <w:spacing w:after="0" w:line="240" w:lineRule="auto"/>
+    </w:pPr>
+  </w:style>
+  <w:style w:type="character" w:customStyle="1" w:styleId="HeaderChar">
+    <w:name w:val="Header Char"/>
+    <w:basedOn w:val="DefaultParagraphFont"/>
+    <w:link w:val="Header"/>
+    <w:uiPriority w:val="99"/>
+    <w:rsid w:val="00383A63"/>
+  </w:style>
+  <w:style w:type="paragraph" w:styleId="Footer">
+    <w:name w:val="footer"/>
+    <w:basedOn w:val="Normal"/>
+    <w:link w:val="FooterChar"/>
+    <w:uiPriority w:val="99"/>
+    <w:unhideWhenUsed/>
+    <w:rsid w:val="00383A63"/>
+    <w:pPr>
+      <w:tabs>
+        <w:tab w:val="center" w:pos="4680"/>
+        <w:tab w:val="right" w:pos="9360"/>
+      </w:tabs>
+      <w:spacing w:after="0" w:line="240" w:lineRule="auto"/>
+    </w:pPr>
+  </w:style>
+  <w:style w:type="character" w:customStyle="1" w:styleId="FooterChar">
+    <w:name w:val="Footer Char"/>
+    <w:basedOn w:val="DefaultParagraphFont"/>
+    <w:link w:val="Footer"/>
+    <w:uiPriority w:val="99"/>
+    <w:rsid w:val="00383A63"/>
+  </w:style>
+  <w:style w:type="paragraph" w:styleId="NormalWeb">
+    <w:name w:val="Normal (Web)"/>
+    <w:basedOn w:val="Normal"/>
+    <w:uiPriority w:val="99"/>
+    <w:semiHidden/>
+    <w:unhideWhenUsed/>
+    <w:rsid w:val="00EF30DB"/>
+    <w:pPr>
+      <w:spacing w:before="100" w:beforeAutospacing="1" w:after="100" w:afterAutospacing="1" w:line="240" w:lineRule="auto"/>
+    </w:pPr>
+    <w:rPr>
+      <w:rFonts w:ascii="Times New Roman" w:eastAsia="Times New Roman" w:hAnsi="Times New Roman" w:cs="Times New Roman"/>
+      <w:sz w:val="24"/>
+      <w:szCs w:val="24"/>
+    </w:rPr>
   </w:style>
 </w:styles>
 </file>

--- a/IOT/Manual Output.docx
+++ b/IOT/Manual Output.docx
@@ -669,7 +669,7 @@
             <o:lock v:ext="edit" aspectratio="t"/>
           </v:shapetype>
           <v:shape id="_x0000_s1026" type="#_x0000_t75" style="position:absolute;margin-left:51.75pt;margin-top:-94.5pt;width:363.75pt;height:822.4pt;z-index:251665408;mso-position-horizontal-relative:text;mso-position-vertical-relative:text;mso-width-relative:page;mso-height-relative:page">
-            <v:imagedata r:id="rId12" o:title="P3.4"/>
+            <v:imagedata r:id="rId12" o:title="P3"/>
           </v:shape>
         </w:pict>
       </w:r>
@@ -889,11 +889,14 @@
         </w:rPr>
         <w:pict w14:anchorId="4956FF8B">
           <v:shape id="_x0000_s1027" type="#_x0000_t75" style="position:absolute;margin-left:-155.25pt;margin-top:347.3pt;width:714.2pt;height:315.75pt;z-index:251667456;mso-position-horizontal-relative:text;mso-position-vertical-relative:text;mso-width-relative:page;mso-height-relative:page">
-            <v:imagedata r:id="rId13" o:title="P3.5"/>
+            <v:imagedata r:id="rId13" o:title="P3"/>
           </v:shape>
         </w:pict>
       </w:r>
       <w:r>
+        <w:rPr>
+          <w:noProof/>
+        </w:rPr>
         <w:drawing>
           <wp:inline distT="0" distB="0" distL="0" distR="0" wp14:anchorId="29DC9BBD" wp14:editId="7F493D6E">
             <wp:extent cx="5943600" cy="4418330"/>
@@ -1020,6 +1023,9 @@
         <w:pStyle w:val="NormalWeb"/>
       </w:pPr>
       <w:r>
+        <w:rPr>
+          <w:noProof/>
+        </w:rPr>
         <w:lastRenderedPageBreak/>
         <w:drawing>
           <wp:anchor distT="0" distB="0" distL="114300" distR="114300" simplePos="0" relativeHeight="251672576" behindDoc="0" locked="0" layoutInCell="1" allowOverlap="1" wp14:anchorId="021A63A4" wp14:editId="33CA50AF">
@@ -1148,6 +1154,9 @@
         </w:tabs>
       </w:pPr>
       <w:r>
+        <w:rPr>
+          <w:noProof/>
+        </w:rPr>
         <w:drawing>
           <wp:anchor distT="0" distB="0" distL="114300" distR="114300" simplePos="0" relativeHeight="251673600" behindDoc="0" locked="0" layoutInCell="1" allowOverlap="1" wp14:anchorId="4AFC44E2" wp14:editId="01359BE6">
             <wp:simplePos x="0" y="0"/>
@@ -1260,8 +1269,6 @@
           <w:tab w:val="left" w:pos="3120"/>
         </w:tabs>
       </w:pPr>
-      <w:bookmarkStart w:id="0" w:name="_GoBack"/>
-      <w:bookmarkEnd w:id="0"/>
     </w:p>
     <w:p>
       <w:pPr>
@@ -1347,6 +1354,9 @@
         </w:tabs>
       </w:pPr>
       <w:r>
+        <w:rPr>
+          <w:noProof/>
+        </w:rPr>
         <w:drawing>
           <wp:anchor distT="0" distB="0" distL="114300" distR="114300" simplePos="0" relativeHeight="251668480" behindDoc="0" locked="0" layoutInCell="1" allowOverlap="1" wp14:anchorId="752B05D2" wp14:editId="390088C8">
             <wp:simplePos x="0" y="0"/>
@@ -1576,6 +1586,9 @@
         </w:tabs>
       </w:pPr>
       <w:r>
+        <w:rPr>
+          <w:noProof/>
+        </w:rPr>
         <w:drawing>
           <wp:anchor distT="0" distB="0" distL="114300" distR="114300" simplePos="0" relativeHeight="251671552" behindDoc="0" locked="0" layoutInCell="1" allowOverlap="1" wp14:anchorId="08CAA670" wp14:editId="6083C051">
             <wp:simplePos x="0" y="0"/>
@@ -1638,18 +1651,95 @@
           <w:tab w:val="left" w:pos="1455"/>
         </w:tabs>
       </w:pPr>
+    </w:p>
+    <w:p>
+      <w:pPr>
+        <w:tabs>
+          <w:tab w:val="left" w:pos="1455"/>
+        </w:tabs>
+      </w:pPr>
+    </w:p>
+    <w:p>
+      <w:pPr>
+        <w:tabs>
+          <w:tab w:val="left" w:pos="1455"/>
+        </w:tabs>
+      </w:pPr>
+    </w:p>
+    <w:p>
+      <w:pPr>
+        <w:tabs>
+          <w:tab w:val="left" w:pos="1455"/>
+        </w:tabs>
+      </w:pPr>
+    </w:p>
+    <w:p>
+      <w:pPr>
+        <w:tabs>
+          <w:tab w:val="left" w:pos="1455"/>
+        </w:tabs>
+      </w:pPr>
+    </w:p>
+    <w:p>
+      <w:pPr>
+        <w:tabs>
+          <w:tab w:val="left" w:pos="1455"/>
+        </w:tabs>
+      </w:pPr>
+    </w:p>
+    <w:p>
+      <w:pPr>
+        <w:tabs>
+          <w:tab w:val="left" w:pos="1455"/>
+        </w:tabs>
+      </w:pPr>
+    </w:p>
+    <w:p>
+      <w:pPr>
+        <w:tabs>
+          <w:tab w:val="left" w:pos="1455"/>
+        </w:tabs>
+      </w:pPr>
+    </w:p>
+    <w:p>
+      <w:pPr>
+        <w:tabs>
+          <w:tab w:val="left" w:pos="1455"/>
+        </w:tabs>
+      </w:pPr>
+    </w:p>
+    <w:p>
+      <w:pPr>
+        <w:tabs>
+          <w:tab w:val="left" w:pos="1455"/>
+        </w:tabs>
+      </w:pPr>
+    </w:p>
+    <w:p>
+      <w:pPr>
+        <w:tabs>
+          <w:tab w:val="left" w:pos="1455"/>
+        </w:tabs>
+      </w:pPr>
+    </w:p>
+    <w:p>
+      <w:pPr>
+        <w:tabs>
+          <w:tab w:val="left" w:pos="1455"/>
+        </w:tabs>
+      </w:pPr>
       <w:r>
         <w:rPr>
           <w:noProof/>
         </w:rPr>
         <w:drawing>
-          <wp:anchor distT="0" distB="0" distL="114300" distR="114300" simplePos="0" relativeHeight="251670528" behindDoc="0" locked="0" layoutInCell="1" allowOverlap="1" wp14:anchorId="66C5CFA6" wp14:editId="2CBCA959">
+          <wp:anchor distT="0" distB="0" distL="114300" distR="114300" simplePos="0" relativeHeight="251670528" behindDoc="0" locked="0" layoutInCell="1" allowOverlap="1" wp14:anchorId="66C5CFA6" wp14:editId="170E27B7">
             <wp:simplePos x="0" y="0"/>
             <wp:positionH relativeFrom="margin">
               <wp:align>center</wp:align>
             </wp:positionH>
             <wp:positionV relativeFrom="paragraph">
-              <wp:posOffset>3756660</wp:posOffset>
+              <wp:posOffset>386080</wp:posOffset>
             </wp:positionV>
             <wp:extent cx="9163050" cy="4047014"/>
             <wp:effectExtent l="0" t="0" r="0" b="0"/>
@@ -1700,6 +1790,618 @@
               <wp14:pctWidth>0</wp14:pctWidth>
             </wp14:sizeRelH>
             <wp14:sizeRelV relativeFrom="page">
+              <wp14:pctHeight>0</wp14:pctHeight>
+            </wp14:sizeRelV>
+          </wp:anchor>
+        </w:drawing>
+      </w:r>
+    </w:p>
+    <w:p>
+      <w:pPr>
+        <w:tabs>
+          <w:tab w:val="left" w:pos="1455"/>
+        </w:tabs>
+      </w:pPr>
+    </w:p>
+    <w:p>
+      <w:pPr>
+        <w:tabs>
+          <w:tab w:val="left" w:pos="1455"/>
+        </w:tabs>
+      </w:pPr>
+    </w:p>
+    <w:p>
+      <w:pPr>
+        <w:tabs>
+          <w:tab w:val="left" w:pos="1455"/>
+        </w:tabs>
+      </w:pPr>
+    </w:p>
+    <w:p>
+      <w:pPr>
+        <w:tabs>
+          <w:tab w:val="left" w:pos="1455"/>
+        </w:tabs>
+      </w:pPr>
+    </w:p>
+    <w:p>
+      <w:pPr>
+        <w:tabs>
+          <w:tab w:val="left" w:pos="1455"/>
+        </w:tabs>
+      </w:pPr>
+    </w:p>
+    <w:p>
+      <w:pPr>
+        <w:tabs>
+          <w:tab w:val="left" w:pos="1455"/>
+        </w:tabs>
+      </w:pPr>
+    </w:p>
+    <w:p>
+      <w:pPr>
+        <w:tabs>
+          <w:tab w:val="left" w:pos="1455"/>
+        </w:tabs>
+      </w:pPr>
+    </w:p>
+    <w:p>
+      <w:pPr>
+        <w:tabs>
+          <w:tab w:val="left" w:pos="1455"/>
+        </w:tabs>
+      </w:pPr>
+    </w:p>
+    <w:p>
+      <w:pPr>
+        <w:tabs>
+          <w:tab w:val="left" w:pos="1455"/>
+        </w:tabs>
+      </w:pPr>
+    </w:p>
+    <w:p>
+      <w:pPr>
+        <w:tabs>
+          <w:tab w:val="left" w:pos="1455"/>
+        </w:tabs>
+      </w:pPr>
+    </w:p>
+    <w:p>
+      <w:pPr>
+        <w:tabs>
+          <w:tab w:val="left" w:pos="1455"/>
+        </w:tabs>
+      </w:pPr>
+    </w:p>
+    <w:p>
+      <w:pPr>
+        <w:tabs>
+          <w:tab w:val="left" w:pos="1455"/>
+        </w:tabs>
+      </w:pPr>
+    </w:p>
+    <w:p>
+      <w:pPr>
+        <w:tabs>
+          <w:tab w:val="left" w:pos="1455"/>
+        </w:tabs>
+      </w:pPr>
+      <w:r>
+        <w:lastRenderedPageBreak/>
+        <w:drawing>
+          <wp:anchor distT="0" distB="0" distL="114300" distR="114300" simplePos="0" relativeHeight="251674624" behindDoc="0" locked="0" layoutInCell="1" allowOverlap="1" wp14:anchorId="5294C08A" wp14:editId="341E3371">
+            <wp:simplePos x="0" y="0"/>
+            <wp:positionH relativeFrom="margin">
+              <wp:posOffset>749300</wp:posOffset>
+            </wp:positionH>
+            <wp:positionV relativeFrom="paragraph">
+              <wp:posOffset>-762000</wp:posOffset>
+            </wp:positionV>
+            <wp:extent cx="4445188" cy="5391150"/>
+            <wp:effectExtent l="0" t="0" r="0" b="0"/>
+            <wp:wrapNone/>
+            <wp:docPr id="8" name="Picture 8"/>
+            <wp:cNvGraphicFramePr>
+              <a:graphicFrameLocks xmlns:a="http://schemas.openxmlformats.org/drawingml/2006/main" noChangeAspect="1"/>
+            </wp:cNvGraphicFramePr>
+            <a:graphic xmlns:a="http://schemas.openxmlformats.org/drawingml/2006/main">
+              <a:graphicData uri="http://schemas.openxmlformats.org/drawingml/2006/picture">
+                <pic:pic xmlns:pic="http://schemas.openxmlformats.org/drawingml/2006/picture">
+                  <pic:nvPicPr>
+                    <pic:cNvPr id="1" name=""/>
+                    <pic:cNvPicPr/>
+                  </pic:nvPicPr>
+                  <pic:blipFill>
+                    <a:blip r:embed="rId21">
+                      <a:extLst>
+                        <a:ext uri="{28A0092B-C50C-407E-A947-70E740481C1C}">
+                          <a14:useLocalDpi xmlns:a14="http://schemas.microsoft.com/office/drawing/2010/main" val="0"/>
+                        </a:ext>
+                      </a:extLst>
+                    </a:blip>
+                    <a:stretch>
+                      <a:fillRect/>
+                    </a:stretch>
+                  </pic:blipFill>
+                  <pic:spPr>
+                    <a:xfrm>
+                      <a:off x="0" y="0"/>
+                      <a:ext cx="4445188" cy="5391150"/>
+                    </a:xfrm>
+                    <a:prstGeom prst="rect">
+                      <a:avLst/>
+                    </a:prstGeom>
+                  </pic:spPr>
+                </pic:pic>
+              </a:graphicData>
+            </a:graphic>
+            <wp14:sizeRelH relativeFrom="margin">
+              <wp14:pctWidth>0</wp14:pctWidth>
+            </wp14:sizeRelH>
+            <wp14:sizeRelV relativeFrom="margin">
+              <wp14:pctHeight>0</wp14:pctHeight>
+            </wp14:sizeRelV>
+          </wp:anchor>
+        </w:drawing>
+      </w:r>
+    </w:p>
+    <w:p>
+      <w:pPr>
+        <w:tabs>
+          <w:tab w:val="left" w:pos="1455"/>
+        </w:tabs>
+      </w:pPr>
+    </w:p>
+    <w:p/>
+    <w:p/>
+    <w:p/>
+    <w:p/>
+    <w:p/>
+    <w:p/>
+    <w:p/>
+    <w:p/>
+    <w:p/>
+    <w:p/>
+    <w:p/>
+    <w:p/>
+    <w:p/>
+    <w:p>
+      <w:r>
+        <w:drawing>
+          <wp:anchor distT="0" distB="0" distL="114300" distR="114300" simplePos="0" relativeHeight="251675648" behindDoc="0" locked="0" layoutInCell="1" allowOverlap="1" wp14:anchorId="628FD1CE" wp14:editId="5F47D8E5">
+            <wp:simplePos x="0" y="0"/>
+            <wp:positionH relativeFrom="margin">
+              <wp:align>center</wp:align>
+            </wp:positionH>
+            <wp:positionV relativeFrom="paragraph">
+              <wp:posOffset>287655</wp:posOffset>
+            </wp:positionV>
+            <wp:extent cx="7273287" cy="3695700"/>
+            <wp:effectExtent l="0" t="0" r="4445" b="0"/>
+            <wp:wrapNone/>
+            <wp:docPr id="11" name="Picture 11"/>
+            <wp:cNvGraphicFramePr>
+              <a:graphicFrameLocks xmlns:a="http://schemas.openxmlformats.org/drawingml/2006/main" noChangeAspect="1"/>
+            </wp:cNvGraphicFramePr>
+            <a:graphic xmlns:a="http://schemas.openxmlformats.org/drawingml/2006/main">
+              <a:graphicData uri="http://schemas.openxmlformats.org/drawingml/2006/picture">
+                <pic:pic xmlns:pic="http://schemas.openxmlformats.org/drawingml/2006/picture">
+                  <pic:nvPicPr>
+                    <pic:cNvPr id="1" name=""/>
+                    <pic:cNvPicPr/>
+                  </pic:nvPicPr>
+                  <pic:blipFill>
+                    <a:blip r:embed="rId22">
+                      <a:extLst>
+                        <a:ext uri="{28A0092B-C50C-407E-A947-70E740481C1C}">
+                          <a14:useLocalDpi xmlns:a14="http://schemas.microsoft.com/office/drawing/2010/main" val="0"/>
+                        </a:ext>
+                      </a:extLst>
+                    </a:blip>
+                    <a:stretch>
+                      <a:fillRect/>
+                    </a:stretch>
+                  </pic:blipFill>
+                  <pic:spPr>
+                    <a:xfrm>
+                      <a:off x="0" y="0"/>
+                      <a:ext cx="7273287" cy="3695700"/>
+                    </a:xfrm>
+                    <a:prstGeom prst="rect">
+                      <a:avLst/>
+                    </a:prstGeom>
+                  </pic:spPr>
+                </pic:pic>
+              </a:graphicData>
+            </a:graphic>
+            <wp14:sizeRelH relativeFrom="margin">
+              <wp14:pctWidth>0</wp14:pctWidth>
+            </wp14:sizeRelH>
+            <wp14:sizeRelV relativeFrom="margin">
+              <wp14:pctHeight>0</wp14:pctHeight>
+            </wp14:sizeRelV>
+          </wp:anchor>
+        </w:drawing>
+      </w:r>
+    </w:p>
+    <w:p/>
+    <w:p>
+      <w:pPr>
+        <w:tabs>
+          <w:tab w:val="left" w:pos="2910"/>
+        </w:tabs>
+      </w:pPr>
+      <w:r>
+        <w:tab/>
+      </w:r>
+    </w:p>
+    <w:p/>
+    <w:p/>
+    <w:p/>
+    <w:p/>
+    <w:p/>
+    <w:p/>
+    <w:p/>
+    <w:p/>
+    <w:p/>
+    <w:p>
+      <w:pPr>
+        <w:jc w:val="right"/>
+      </w:pPr>
+    </w:p>
+    <w:p>
+      <w:pPr>
+        <w:jc w:val="right"/>
+      </w:pPr>
+    </w:p>
+    <w:p>
+      <w:pPr>
+        <w:tabs>
+          <w:tab w:val="left" w:pos="4185"/>
+        </w:tabs>
+      </w:pPr>
+      <w:r>
+        <w:lastRenderedPageBreak/>
+        <w:drawing>
+          <wp:anchor distT="0" distB="0" distL="114300" distR="114300" simplePos="0" relativeHeight="251676672" behindDoc="0" locked="0" layoutInCell="1" allowOverlap="1" wp14:anchorId="59A4D325" wp14:editId="00812E3F">
+            <wp:simplePos x="0" y="0"/>
+            <wp:positionH relativeFrom="margin">
+              <wp:align>right</wp:align>
+            </wp:positionH>
+            <wp:positionV relativeFrom="paragraph">
+              <wp:posOffset>-847725</wp:posOffset>
+            </wp:positionV>
+            <wp:extent cx="5943600" cy="4822190"/>
+            <wp:effectExtent l="0" t="0" r="0" b="0"/>
+            <wp:wrapNone/>
+            <wp:docPr id="12" name="Picture 12"/>
+            <wp:cNvGraphicFramePr>
+              <a:graphicFrameLocks xmlns:a="http://schemas.openxmlformats.org/drawingml/2006/main" noChangeAspect="1"/>
+            </wp:cNvGraphicFramePr>
+            <a:graphic xmlns:a="http://schemas.openxmlformats.org/drawingml/2006/main">
+              <a:graphicData uri="http://schemas.openxmlformats.org/drawingml/2006/picture">
+                <pic:pic xmlns:pic="http://schemas.openxmlformats.org/drawingml/2006/picture">
+                  <pic:nvPicPr>
+                    <pic:cNvPr id="1" name=""/>
+                    <pic:cNvPicPr/>
+                  </pic:nvPicPr>
+                  <pic:blipFill>
+                    <a:blip r:embed="rId23">
+                      <a:extLst>
+                        <a:ext uri="{28A0092B-C50C-407E-A947-70E740481C1C}">
+                          <a14:useLocalDpi xmlns:a14="http://schemas.microsoft.com/office/drawing/2010/main" val="0"/>
+                        </a:ext>
+                      </a:extLst>
+                    </a:blip>
+                    <a:stretch>
+                      <a:fillRect/>
+                    </a:stretch>
+                  </pic:blipFill>
+                  <pic:spPr>
+                    <a:xfrm>
+                      <a:off x="0" y="0"/>
+                      <a:ext cx="5943600" cy="4822190"/>
+                    </a:xfrm>
+                    <a:prstGeom prst="rect">
+                      <a:avLst/>
+                    </a:prstGeom>
+                  </pic:spPr>
+                </pic:pic>
+              </a:graphicData>
+            </a:graphic>
+            <wp14:sizeRelH relativeFrom="margin">
+              <wp14:pctWidth>0</wp14:pctWidth>
+            </wp14:sizeRelH>
+            <wp14:sizeRelV relativeFrom="margin">
+              <wp14:pctHeight>0</wp14:pctHeight>
+            </wp14:sizeRelV>
+          </wp:anchor>
+        </w:drawing>
+      </w:r>
+      <w:r>
+        <w:tab/>
+      </w:r>
+    </w:p>
+    <w:p>
+      <w:pPr>
+        <w:jc w:val="center"/>
+      </w:pPr>
+    </w:p>
+    <w:p>
+      <w:pPr>
+        <w:jc w:val="right"/>
+      </w:pPr>
+    </w:p>
+    <w:p>
+      <w:pPr>
+        <w:jc w:val="right"/>
+      </w:pPr>
+    </w:p>
+    <w:p>
+      <w:pPr>
+        <w:jc w:val="right"/>
+      </w:pPr>
+    </w:p>
+    <w:p>
+      <w:pPr>
+        <w:jc w:val="right"/>
+      </w:pPr>
+    </w:p>
+    <w:p>
+      <w:pPr>
+        <w:jc w:val="right"/>
+      </w:pPr>
+    </w:p>
+    <w:p>
+      <w:pPr>
+        <w:jc w:val="right"/>
+      </w:pPr>
+    </w:p>
+    <w:p>
+      <w:pPr>
+        <w:jc w:val="right"/>
+      </w:pPr>
+    </w:p>
+    <w:p>
+      <w:pPr>
+        <w:jc w:val="right"/>
+      </w:pPr>
+    </w:p>
+    <w:p>
+      <w:pPr>
+        <w:jc w:val="right"/>
+      </w:pPr>
+    </w:p>
+    <w:p/>
+    <w:p/>
+    <w:p/>
+    <w:p/>
+    <w:p/>
+    <w:p/>
+    <w:p>
+      <w:r>
+        <w:drawing>
+          <wp:anchor distT="0" distB="0" distL="114300" distR="114300" simplePos="0" relativeHeight="251677696" behindDoc="0" locked="0" layoutInCell="1" allowOverlap="1" wp14:anchorId="4CB08998" wp14:editId="71D72F49">
+            <wp:simplePos x="0" y="0"/>
+            <wp:positionH relativeFrom="margin">
+              <wp:align>center</wp:align>
+            </wp:positionH>
+            <wp:positionV relativeFrom="paragraph">
+              <wp:posOffset>220980</wp:posOffset>
+            </wp:positionV>
+            <wp:extent cx="7747387" cy="2874645"/>
+            <wp:effectExtent l="0" t="0" r="6350" b="1905"/>
+            <wp:wrapNone/>
+            <wp:docPr id="13" name="Picture 13"/>
+            <wp:cNvGraphicFramePr>
+              <a:graphicFrameLocks xmlns:a="http://schemas.openxmlformats.org/drawingml/2006/main" noChangeAspect="1"/>
+            </wp:cNvGraphicFramePr>
+            <a:graphic xmlns:a="http://schemas.openxmlformats.org/drawingml/2006/main">
+              <a:graphicData uri="http://schemas.openxmlformats.org/drawingml/2006/picture">
+                <pic:pic xmlns:pic="http://schemas.openxmlformats.org/drawingml/2006/picture">
+                  <pic:nvPicPr>
+                    <pic:cNvPr id="1" name=""/>
+                    <pic:cNvPicPr/>
+                  </pic:nvPicPr>
+                  <pic:blipFill>
+                    <a:blip r:embed="rId24">
+                      <a:extLst>
+                        <a:ext uri="{28A0092B-C50C-407E-A947-70E740481C1C}">
+                          <a14:useLocalDpi xmlns:a14="http://schemas.microsoft.com/office/drawing/2010/main" val="0"/>
+                        </a:ext>
+                      </a:extLst>
+                    </a:blip>
+                    <a:stretch>
+                      <a:fillRect/>
+                    </a:stretch>
+                  </pic:blipFill>
+                  <pic:spPr>
+                    <a:xfrm>
+                      <a:off x="0" y="0"/>
+                      <a:ext cx="7747387" cy="2874645"/>
+                    </a:xfrm>
+                    <a:prstGeom prst="rect">
+                      <a:avLst/>
+                    </a:prstGeom>
+                  </pic:spPr>
+                </pic:pic>
+              </a:graphicData>
+            </a:graphic>
+            <wp14:sizeRelH relativeFrom="margin">
+              <wp14:pctWidth>0</wp14:pctWidth>
+            </wp14:sizeRelH>
+            <wp14:sizeRelV relativeFrom="margin">
+              <wp14:pctHeight>0</wp14:pctHeight>
+            </wp14:sizeRelV>
+          </wp:anchor>
+        </w:drawing>
+      </w:r>
+    </w:p>
+    <w:p/>
+    <w:p>
+      <w:pPr>
+        <w:tabs>
+          <w:tab w:val="left" w:pos="1860"/>
+        </w:tabs>
+      </w:pPr>
+      <w:r>
+        <w:tab/>
+      </w:r>
+    </w:p>
+    <w:p/>
+    <w:p/>
+    <w:p/>
+    <w:p/>
+    <w:p/>
+    <w:p>
+      <w:pPr>
+        <w:tabs>
+          <w:tab w:val="left" w:pos="2265"/>
+        </w:tabs>
+      </w:pPr>
+      <w:r>
+        <w:tab/>
+      </w:r>
+    </w:p>
+    <w:p>
+      <w:pPr>
+        <w:tabs>
+          <w:tab w:val="left" w:pos="2265"/>
+        </w:tabs>
+      </w:pPr>
+    </w:p>
+    <w:p>
+      <w:pPr>
+        <w:tabs>
+          <w:tab w:val="left" w:pos="2265"/>
+        </w:tabs>
+      </w:pPr>
+    </w:p>
+    <w:p>
+      <w:pPr>
+        <w:tabs>
+          <w:tab w:val="left" w:pos="2265"/>
+        </w:tabs>
+      </w:pPr>
+    </w:p>
+    <w:p>
+      <w:pPr>
+        <w:tabs>
+          <w:tab w:val="left" w:pos="2265"/>
+        </w:tabs>
+      </w:pPr>
+      <w:bookmarkStart w:id="0" w:name="_GoBack"/>
+      <w:bookmarkEnd w:id="0"/>
+      <w:r>
+        <w:lastRenderedPageBreak/>
+        <w:drawing>
+          <wp:anchor distT="0" distB="0" distL="114300" distR="114300" simplePos="0" relativeHeight="251678720" behindDoc="0" locked="0" layoutInCell="1" allowOverlap="1" wp14:anchorId="2B8B2BBD" wp14:editId="14435354">
+            <wp:simplePos x="0" y="0"/>
+            <wp:positionH relativeFrom="margin">
+              <wp:align>left</wp:align>
+            </wp:positionH>
+            <wp:positionV relativeFrom="paragraph">
+              <wp:posOffset>2809875</wp:posOffset>
+            </wp:positionV>
+            <wp:extent cx="6010275" cy="6306294"/>
+            <wp:effectExtent l="0" t="0" r="0" b="0"/>
+            <wp:wrapNone/>
+            <wp:docPr id="14" name="Picture 14"/>
+            <wp:cNvGraphicFramePr>
+              <a:graphicFrameLocks xmlns:a="http://schemas.openxmlformats.org/drawingml/2006/main" noChangeAspect="1"/>
+            </wp:cNvGraphicFramePr>
+            <a:graphic xmlns:a="http://schemas.openxmlformats.org/drawingml/2006/main">
+              <a:graphicData uri="http://schemas.openxmlformats.org/drawingml/2006/picture">
+                <pic:pic xmlns:pic="http://schemas.openxmlformats.org/drawingml/2006/picture">
+                  <pic:nvPicPr>
+                    <pic:cNvPr id="1" name=""/>
+                    <pic:cNvPicPr/>
+                  </pic:nvPicPr>
+                  <pic:blipFill>
+                    <a:blip r:embed="rId25">
+                      <a:extLst>
+                        <a:ext uri="{28A0092B-C50C-407E-A947-70E740481C1C}">
+                          <a14:useLocalDpi xmlns:a14="http://schemas.microsoft.com/office/drawing/2010/main" val="0"/>
+                        </a:ext>
+                      </a:extLst>
+                    </a:blip>
+                    <a:stretch>
+                      <a:fillRect/>
+                    </a:stretch>
+                  </pic:blipFill>
+                  <pic:spPr>
+                    <a:xfrm>
+                      <a:off x="0" y="0"/>
+                      <a:ext cx="6010275" cy="6306294"/>
+                    </a:xfrm>
+                    <a:prstGeom prst="rect">
+                      <a:avLst/>
+                    </a:prstGeom>
+                  </pic:spPr>
+                </pic:pic>
+              </a:graphicData>
+            </a:graphic>
+            <wp14:sizeRelH relativeFrom="margin">
+              <wp14:pctWidth>0</wp14:pctWidth>
+            </wp14:sizeRelH>
+            <wp14:sizeRelV relativeFrom="margin">
+              <wp14:pctHeight>0</wp14:pctHeight>
+            </wp14:sizeRelV>
+          </wp:anchor>
+        </w:drawing>
+      </w:r>
+      <w:r>
+        <w:drawing>
+          <wp:anchor distT="0" distB="0" distL="114300" distR="114300" simplePos="0" relativeHeight="251679744" behindDoc="0" locked="0" layoutInCell="1" allowOverlap="1" wp14:anchorId="0EC563A5" wp14:editId="264853E3">
+            <wp:simplePos x="0" y="0"/>
+            <wp:positionH relativeFrom="page">
+              <wp:align>right</wp:align>
+            </wp:positionH>
+            <wp:positionV relativeFrom="paragraph">
+              <wp:posOffset>-571500</wp:posOffset>
+            </wp:positionV>
+            <wp:extent cx="7791869" cy="3362325"/>
+            <wp:effectExtent l="0" t="0" r="0" b="0"/>
+            <wp:wrapNone/>
+            <wp:docPr id="15" name="Picture 15"/>
+            <wp:cNvGraphicFramePr>
+              <a:graphicFrameLocks xmlns:a="http://schemas.openxmlformats.org/drawingml/2006/main" noChangeAspect="1"/>
+            </wp:cNvGraphicFramePr>
+            <a:graphic xmlns:a="http://schemas.openxmlformats.org/drawingml/2006/main">
+              <a:graphicData uri="http://schemas.openxmlformats.org/drawingml/2006/picture">
+                <pic:pic xmlns:pic="http://schemas.openxmlformats.org/drawingml/2006/picture">
+                  <pic:nvPicPr>
+                    <pic:cNvPr id="1" name=""/>
+                    <pic:cNvPicPr/>
+                  </pic:nvPicPr>
+                  <pic:blipFill>
+                    <a:blip r:embed="rId26">
+                      <a:extLst>
+                        <a:ext uri="{28A0092B-C50C-407E-A947-70E740481C1C}">
+                          <a14:useLocalDpi xmlns:a14="http://schemas.microsoft.com/office/drawing/2010/main" val="0"/>
+                        </a:ext>
+                      </a:extLst>
+                    </a:blip>
+                    <a:stretch>
+                      <a:fillRect/>
+                    </a:stretch>
+                  </pic:blipFill>
+                  <pic:spPr>
+                    <a:xfrm>
+                      <a:off x="0" y="0"/>
+                      <a:ext cx="7791869" cy="3362325"/>
+                    </a:xfrm>
+                    <a:prstGeom prst="rect">
+                      <a:avLst/>
+                    </a:prstGeom>
+                  </pic:spPr>
+                </pic:pic>
+              </a:graphicData>
+            </a:graphic>
+            <wp14:sizeRelH relativeFrom="margin">
+              <wp14:pctWidth>0</wp14:pctWidth>
+            </wp14:sizeRelH>
+            <wp14:sizeRelV relativeFrom="margin">
               <wp14:pctHeight>0</wp14:pctHeight>
             </wp14:sizeRelV>
           </wp:anchor>
